--- a/products-storage/08-pto-bez-zamechaniy/31-pyat-aktov-skrytyh-rabot.docx
+++ b/products-storage/08-pto-bez-zamechaniy/31-pyat-aktov-skrytyh-rabot.docx
@@ -288,7 +288,7 @@
         <w:color w:val="787878"/>
         <w:sz w:val="16"/>
       </w:rPr>
-      <w:t>Пять заготовок актов скрываемых работ  •  версия 21.07.2026  •  marzhavbetone.ru</w:t>
+      <w:t/>
     </w:r>
   </w:p>
 </w:ftr>
@@ -306,7 +306,7 @@
         <w:color w:val="646464"/>
         <w:sz w:val="16"/>
       </w:rPr>
-      <w:t>МАРЖА В БЕТОНЕ  /  РАБОЧИЙ ШАБЛОН</w:t>
+      <w:t/>
     </w:r>
   </w:p>
 </w:hdr>

--- a/products-storage/08-pto-bez-zamechaniy/31-pyat-aktov-skrytyh-rabot.docx
+++ b/products-storage/08-pto-bez-zamechaniy/31-pyat-aktov-skrytyh-rabot.docx
@@ -7,267 +7,3960 @@
         <w:pStyle w:val="Title"/>
       </w:pPr>
       <w:r>
+        <w:t>Вариант 1 Основания и подготовка</w:t>
+      </w:r>
+    </w:p>
+    <w:p>
+      <w:r>
+        <w:rPr>
+          <w:color w:val="8E6F32"/>
+          <w:sz w:val="18"/>
+        </w:rPr>
+        <w:t>Рекомендуемый образец приложения № 3 к составу исполнительной документации, утверждённому приказом Минстроя России от 16.05.2023 № 344/пр.</w:t>
+      </w:r>
+    </w:p>
+    <w:p>
+      <w:pPr>
+        <w:spacing w:after="160"/>
+      </w:pPr>
+      <w:r>
+        <w:t>Укажите фактические работы, место и проектные решения в пунктах 1 и 2. Материалы и результаты контроля внесите в пункты 3 и 4. Подписи оформите по составу участников освидетельствования, указанному в форме.</w:t>
+      </w:r>
+    </w:p>
+    <w:p>
+      <w:r>
+        <w:t>Укажите оси, отметки, состав основания, толщины и проектные решения; приложите результаты измерений и испытаний, предусмотренных проектом.</w:t>
+      </w:r>
+    </w:p>
+    <w:p>
+      <w:pPr>
+        <w:keepNext/>
+      </w:pPr>
+      <w:r>
+        <w:t>Объект капитального строительства</w:t>
+      </w:r>
+    </w:p>
+    <w:p>
+      <w:r>
+        <w:t>___________________________________________________________________________</w:t>
+      </w:r>
+    </w:p>
+    <w:p>
+      <w:r>
+        <w:rPr>
+          <w:sz w:val="18"/>
+        </w:rPr>
+        <w:t>(наименование объекта капитального строительства в соответствии с проектной документацией, почтовый или строительный адрес объекта капитального строительства)</w:t>
+      </w:r>
+    </w:p>
+    <w:p>
+      <w:pPr>
+        <w:keepNext/>
+      </w:pPr>
+      <w:r>
+        <w:t>Застройщик, технический заказчик, лицо, ответственное за эксплуатацию здания, сооружения, или региональный оператор</w:t>
+      </w:r>
+    </w:p>
+    <w:p>
+      <w:r>
+        <w:t>___________________________________________________________________________</w:t>
+      </w:r>
+    </w:p>
+    <w:p>
+      <w:r>
+        <w:rPr>
+          <w:sz w:val="18"/>
+        </w:rPr>
+        <w:t>(фамилия, имя, отчество (последнее - при наличии), адрес места жительства, ОГРНИП, ИНН индивидуального предпринимателя,</w:t>
+      </w:r>
+    </w:p>
+    <w:p>
+      <w:r>
+        <w:t>___________________________________________________________________________</w:t>
+      </w:r>
+    </w:p>
+    <w:p>
+      <w:r>
+        <w:t>полное и (или) сокращенное наименование, ОГРН, ИНН, адрес юридического лица в пределах его места нахождения, телефон или факс,</w:t>
+      </w:r>
+    </w:p>
+    <w:p>
+      <w:r>
+        <w:t>___________________________________________________________________________</w:t>
+      </w:r>
+    </w:p>
+    <w:p>
+      <w:r>
+        <w:t>полное и (или) сокращенное наименование, ОГРН, ИНН саморегулируемой организации, членом которой является указанное юридическое лицо или индивидуальный предприниматель (за исключением случаев, когда членство в саморегулируемых организациях в области строительства, реконструкции, капитального ремонта объектов капитального строительства не требуется);</w:t>
+      </w:r>
+    </w:p>
+    <w:p>
+      <w:r>
+        <w:t>___________________________________________________________________________</w:t>
+      </w:r>
+    </w:p>
+    <w:p>
+      <w:r>
+        <w:t>фамилия, имя, отчество (последнее - при наличии), паспортные данные, адрес места жительства, телефон или факс - для физических лиц, не являющихся индивидуальными предпринимателями)</w:t>
+      </w:r>
+    </w:p>
+    <w:p>
+      <w:pPr>
+        <w:keepNext/>
+      </w:pPr>
+      <w:r>
+        <w:t>Лицо, осуществляющее строительство, реконструкцию, капитальный ремонт</w:t>
+      </w:r>
+    </w:p>
+    <w:p>
+      <w:r>
+        <w:t>___________________________________________________________________________</w:t>
+      </w:r>
+    </w:p>
+    <w:p>
+      <w:r>
+        <w:rPr>
+          <w:sz w:val="18"/>
+        </w:rPr>
+        <w:t>(фамилия, имя, отчество (последнее - при наличии), адрес места жительства, ОГРНИП, ИНН индивидуального предпринимателя,</w:t>
+      </w:r>
+    </w:p>
+    <w:p>
+      <w:r>
+        <w:t>___________________________________________________________________________</w:t>
+      </w:r>
+    </w:p>
+    <w:p>
+      <w:r>
+        <w:t>полное и (или) сокращенное наименование, ОГРН, ИНН, адрес юридического лица в пределах его места нахождения, телефон или факс,</w:t>
+      </w:r>
+    </w:p>
+    <w:p>
+      <w:r>
+        <w:t>___________________________________________________________________________</w:t>
+      </w:r>
+    </w:p>
+    <w:p>
+      <w:r>
+        <w:t>полное и (или) сокращенное наименование, ОГРН, ИНН саморегулируемой организации, членом которой является указанное юридическое лицо или индивидуальный предприниматель (за исключением случаев, когда членство в саморегулируемых организациях в области строительства, реконструкции, капитального ремонта объектов капитального строительства не требуется)</w:t>
+      </w:r>
+    </w:p>
+    <w:p>
+      <w:pPr>
+        <w:keepNext/>
+      </w:pPr>
+      <w:r>
+        <w:t>Лицо, осуществляющее подготовку проектной документации</w:t>
+      </w:r>
+    </w:p>
+    <w:p>
+      <w:r>
+        <w:t>___________________________________________________________________________</w:t>
+      </w:r>
+    </w:p>
+    <w:p>
+      <w:r>
+        <w:rPr>
+          <w:sz w:val="18"/>
+        </w:rPr>
+        <w:t>(фамилия, имя, отчество (последнее - при наличии), адрес места жительства, ОГРНИП, ИНН индивидуального предпринимателя,</w:t>
+      </w:r>
+    </w:p>
+    <w:p>
+      <w:r>
+        <w:t>___________________________________________________________________________</w:t>
+      </w:r>
+    </w:p>
+    <w:p>
+      <w:r>
+        <w:t>полное и (или) сокращенное наименование, ОГРН, ИНН, адрес юридического лица в пределах его места нахождения, телефон или факс,</w:t>
+      </w:r>
+    </w:p>
+    <w:p>
+      <w:r>
+        <w:t>___________________________________________________________________________</w:t>
+      </w:r>
+    </w:p>
+    <w:p>
+      <w:r>
+        <w:t>полное и (или) сокращенное наименование, ОГРН, ИНН саморегулируемой организации, членом которой является указанное юридическое лицо или индивидуальный предприниматель (за исключением случаев, когда членство в саморегулируемых организациях в области архитектурно-строительного проектирования не требуется)</w:t>
+      </w:r>
+    </w:p>
+    <w:p>
+      <w:pPr>
+        <w:keepNext/>
+        <w:jc w:val="center"/>
+      </w:pPr>
+      <w:r>
+        <w:rPr>
+          <w:b/>
+          <w:sz w:val="24"/>
+        </w:rPr>
+        <w:t>АКТ</w:t>
+      </w:r>
+    </w:p>
+    <w:p>
+      <w:pPr>
+        <w:keepNext/>
+        <w:jc w:val="center"/>
+      </w:pPr>
+      <w:r>
+        <w:rPr>
+          <w:b/>
+          <w:sz w:val="24"/>
+        </w:rPr>
+        <w:t>освидетельствования скрытых работ</w:t>
+      </w:r>
+    </w:p>
+    <w:p>
+      <w:pPr>
+        <w:keepNext/>
+      </w:pPr>
+      <w:r>
+        <w:t>N __________ "__" _____________ 20__ г. (дата составления акта)</w:t>
+      </w:r>
+    </w:p>
+    <w:p>
+      <w:pPr>
+        <w:keepNext/>
+      </w:pPr>
+      <w:r>
+        <w:t>Представитель застройщика, технического заказчика, лица, ответственного за эксплуатацию здания, сооружения, или регионального оператора по вопросам строительного контроля</w:t>
+      </w:r>
+    </w:p>
+    <w:p>
+      <w:r>
+        <w:t>___________________________________________________________________________</w:t>
+      </w:r>
+    </w:p>
+    <w:p>
+      <w:r>
+        <w:rPr>
+          <w:sz w:val="18"/>
+        </w:rPr>
+        <w:t>(должность (при наличии), фамилия, инициалы, идентификационный номер в национальном реестре специалистов в области строительства (за исключением случаев, когда членство в саморегулируемых организациях в области строительства, реконструкции, капитального ремонта объектов капитального строительства не требуется),</w:t>
+      </w:r>
+    </w:p>
+    <w:p>
+      <w:r>
+        <w:t>___________________________________________________________________________</w:t>
+      </w:r>
+    </w:p>
+    <w:p>
+      <w:r>
+        <w:t>реквизиты распорядительного документа, подтверждающего полномочия,</w:t>
+      </w:r>
+    </w:p>
+    <w:p>
+      <w:r>
+        <w:t>___________________________________________________________________________</w:t>
+      </w:r>
+    </w:p>
+    <w:p>
+      <w:r>
+        <w:t>с указанием полного и (или) сокращенного наименования, ОГРН, ИНН, адреса юридического лица в пределах его места нахождения (в случае осуществления строительного контроля на основании договора с застройщиком или техническим заказчиком),</w:t>
+      </w:r>
+    </w:p>
+    <w:p>
+      <w:r>
+        <w:t>___________________________________________________________________________</w:t>
+      </w:r>
+    </w:p>
+    <w:p>
+      <w:r>
+        <w:t>фамилии, имени, отчества (последнее - при наличии), адреса места жительства, ОГРНИП, ИНН индивидуального предпринимателя (в случае осуществления строительного контроля на основании договора с застройщиком или техническим заказчиком)</w:t>
+      </w:r>
+    </w:p>
+    <w:p>
+      <w:pPr>
+        <w:keepNext/>
+      </w:pPr>
+      <w:r>
+        <w:t>Представитель лица, осуществляющего строительство, реконструкцию, капитальный ремонт</w:t>
+      </w:r>
+    </w:p>
+    <w:p>
+      <w:r>
+        <w:t>___________________________________________________________________________</w:t>
+      </w:r>
+    </w:p>
+    <w:p>
+      <w:r>
+        <w:rPr>
+          <w:sz w:val="18"/>
+        </w:rPr>
+        <w:t>(должность (при наличии), фамилия, инициалы, реквизиты распорядительного документа, подтверждающего полномочия)</w:t>
+      </w:r>
+    </w:p>
+    <w:p>
+      <w:pPr>
+        <w:keepNext/>
+      </w:pPr>
+      <w:r>
+        <w:t>Представитель лица, осуществляющего строительство, реконструкцию, капитальный ремонт, по вопросам строительного контроля</w:t>
+      </w:r>
+    </w:p>
+    <w:p>
+      <w:r>
+        <w:t>___________________________________________________________________________</w:t>
+      </w:r>
+    </w:p>
+    <w:p>
+      <w:r>
+        <w:rPr>
+          <w:sz w:val="18"/>
+        </w:rPr>
+        <w:t>(должность (при наличии), фамилия, инициалы, идентификационный номер в национальном реестре специалистов в области строительства (за исключением случаев, когда членство в саморегулируемых организациях в области строительства, реконструкции, капитального ремонта объектов капитального строительства не требуется),</w:t>
+      </w:r>
+    </w:p>
+    <w:p>
+      <w:r>
+        <w:t>___________________________________________________________________________</w:t>
+      </w:r>
+    </w:p>
+    <w:p>
+      <w:r>
+        <w:t>реквизиты распорядительного документа, подтверждающего полномочия)</w:t>
+      </w:r>
+    </w:p>
+    <w:p>
+      <w:pPr>
+        <w:keepNext/>
+      </w:pPr>
+      <w:r>
+        <w:t>Представитель лица, осуществляющего подготовку проектной документации (в случае привлечения застройщиком лица, осуществляющего подготовку проектной документации, для проверки соответствия выполняемых работ проектной документации согласно части 2 статьи 53 Градостроительного кодекса Российской Федерации)</w:t>
+      </w:r>
+    </w:p>
+    <w:p>
+      <w:r>
+        <w:t>___________________________________________________________________________</w:t>
+      </w:r>
+    </w:p>
+    <w:p>
+      <w:r>
+        <w:rPr>
+          <w:sz w:val="18"/>
+        </w:rPr>
+        <w:t>(должность (при наличии), фамилия, инициалы, реквизиты распорядительного документа, подтверждающего полномочия,</w:t>
+      </w:r>
+    </w:p>
+    <w:p>
+      <w:r>
+        <w:t>___________________________________________________________________________</w:t>
+      </w:r>
+    </w:p>
+    <w:p>
+      <w:r>
+        <w:t>с указанием полного и (или) сокращенного наименования, ОГРН, ИНН, адреса юридического лица в пределах его места нахождения,</w:t>
+      </w:r>
+    </w:p>
+    <w:p>
+      <w:r>
+        <w:t>___________________________________________________________________________</w:t>
+      </w:r>
+    </w:p>
+    <w:p>
+      <w:r>
+        <w:t>фамилии, имени, отчества (последнее - при наличии), адреса места жительства, ОГРНИП, ИНН индивидуального предпринимателя)</w:t>
+      </w:r>
+    </w:p>
+    <w:p>
+      <w:pPr>
+        <w:keepNext/>
+      </w:pPr>
+      <w:r>
+        <w:t>Представитель лица, выполнившего работы, подлежащие освидетельствованию (в случае выполнения работ по договорам о строительстве, реконструкции, капитальном ремонте объектов капитального строительства, заключенным с иными лицами)</w:t>
+      </w:r>
+    </w:p>
+    <w:p>
+      <w:r>
+        <w:t>___________________________________________________________________________</w:t>
+      </w:r>
+    </w:p>
+    <w:p>
+      <w:r>
+        <w:rPr>
+          <w:sz w:val="18"/>
+        </w:rPr>
+        <w:t>(должность (при наличии), фамилия, инициалы, реквизиты распорядительного документа, подтверждающего полномочия,</w:t>
+      </w:r>
+    </w:p>
+    <w:p>
+      <w:r>
+        <w:t>___________________________________________________________________________</w:t>
+      </w:r>
+    </w:p>
+    <w:p>
+      <w:r>
+        <w:t>с указанием полного и (или) сокращенного наименования, ОГРН, ИНН, адреса юридического лица в пределах его места нахождения,</w:t>
+      </w:r>
+    </w:p>
+    <w:p>
+      <w:r>
+        <w:t>___________________________________________________________________________</w:t>
+      </w:r>
+    </w:p>
+    <w:p>
+      <w:r>
+        <w:t>фамилии, имени, отчества (последнее - при наличии), адреса места жительства, ОГРНИП, ИНН индивидуального предпринимателя)</w:t>
+      </w:r>
+    </w:p>
+    <w:p>
+      <w:pPr>
+        <w:keepNext/>
+      </w:pPr>
+      <w:r>
+        <w:t>произвели осмотр работ, выполненных</w:t>
+      </w:r>
+    </w:p>
+    <w:p>
+      <w:r>
+        <w:t>__________________________________________________________________________,</w:t>
+      </w:r>
+    </w:p>
+    <w:p>
+      <w:r>
+        <w:rPr>
+          <w:sz w:val="18"/>
+        </w:rPr>
+        <w:t>(полное и (или) сокращенное наименование или фамилия, имя, отчество (последнее - при наличии) лица, выполнившего работы, подлежащие освидетельствованию)</w:t>
+      </w:r>
+    </w:p>
+    <w:p>
+      <w:pPr>
+        <w:keepNext/>
+      </w:pPr>
+      <w:r>
+        <w:t>и составили настоящий акт о нижеследующем:</w:t>
+      </w:r>
+    </w:p>
+    <w:p>
+      <w:pPr>
+        <w:keepNext/>
+      </w:pPr>
+      <w:r>
         <w:rPr>
           <w:b/>
         </w:rPr>
-        <w:t>Пять заготовок актов скрываемых работ</w:t>
+        <w:t>1. К освидетельствованию предъявлены следующие работы:</w:t>
+      </w:r>
+    </w:p>
+    <w:p>
+      <w:r>
+        <w:t>___________________________________________________________________________</w:t>
       </w:r>
     </w:p>
     <w:p>
       <w:r>
         <w:rPr>
-          <w:i/>
-          <w:color w:val="E85D22"/>
+          <w:sz w:val="18"/>
         </w:rPr>
-        <w:t>Заполните поля в квадратных скобках и удалите подсказки перед отправкой.</w:t>
-      </w:r>
-    </w:p>
-    <w:p>
-      <w:pPr>
-        <w:pStyle w:val="Heading1"/>
-      </w:pPr>
-      <w:r>
-        <w:t>Варианты</w:t>
-      </w:r>
-    </w:p>
-    <w:p>
-      <w:pPr>
-        <w:pStyle w:val="ListBullet"/>
-      </w:pPr>
-      <w:r>
-        <w:t>Основания и подготовка</w:t>
-      </w:r>
-    </w:p>
-    <w:p>
-      <w:pPr>
-        <w:pStyle w:val="ListBullet"/>
-      </w:pPr>
-      <w:r>
-        <w:t>Армирование</w:t>
-      </w:r>
-    </w:p>
-    <w:p>
-      <w:pPr>
-        <w:pStyle w:val="ListBullet"/>
-      </w:pPr>
-      <w:r>
-        <w:t>Гидроизоляция</w:t>
-      </w:r>
-    </w:p>
-    <w:p>
-      <w:pPr>
-        <w:pStyle w:val="ListBullet"/>
-      </w:pPr>
-      <w:r>
-        <w:t>Инженерные сети до закрытия</w:t>
-      </w:r>
-    </w:p>
-    <w:p>
-      <w:pPr>
-        <w:pStyle w:val="ListBullet"/>
-      </w:pPr>
-      <w:r>
-        <w:t>Утепление/огнезащита</w:t>
-      </w:r>
-    </w:p>
-    <w:p>
-      <w:pPr>
-        <w:pStyle w:val="Heading1"/>
-      </w:pPr>
-      <w:r>
-        <w:t>Обязательные поля</w:t>
-      </w:r>
-    </w:p>
-    <w:p>
-      <w:pPr>
-        <w:pStyle w:val="ListBullet"/>
-      </w:pPr>
-      <w:r>
-        <w:t>Место, проект/узел, материалы, дата, участники, приложения, разрешение последующих работ</w:t>
-      </w:r>
-    </w:p>
-    <w:p>
-      <w:pPr>
-        <w:pStyle w:val="Heading1"/>
-      </w:pPr>
-      <w:r>
-        <w:t>Важно</w:t>
-      </w:r>
-    </w:p>
-    <w:p>
-      <w:pPr>
-        <w:pStyle w:val="ListBullet"/>
-      </w:pPr>
-      <w:r>
-        <w:t>Это рабочие заготовки. Актуальную форму, состав и подписи сверить с проектом, договором и действующими требованиями.</w:t>
-      </w:r>
-    </w:p>
-    <w:p>
-      <w:pPr>
-        <w:pStyle w:val="Heading1"/>
-      </w:pPr>
-      <w:r>
-        <w:t>Контроль перед использованием</w:t>
-      </w:r>
-    </w:p>
-    <w:tbl>
-      <w:tblPr>
-        <w:tblW w:type="auto" w:w="0"/>
+        <w:t>(наименование скрытых работ)</w:t>
+      </w:r>
+    </w:p>
+    <w:p>
+      <w:pPr>
+        <w:keepNext/>
+      </w:pPr>
+      <w:r>
+        <w:rPr>
+          <w:b/>
+        </w:rPr>
+        <w:t>2. Работы выполнены по проектной документации</w:t>
+      </w:r>
+    </w:p>
+    <w:p>
+      <w:r>
+        <w:t>___________________________________________________________________________</w:t>
+      </w:r>
+    </w:p>
+    <w:p>
+      <w:r>
+        <w:rPr>
+          <w:sz w:val="18"/>
+        </w:rPr>
+        <w:t>(номер, другие реквизиты чертежа, наименование проектной и (или) рабочей</w:t>
+      </w:r>
+    </w:p>
+    <w:p>
+      <w:r>
+        <w:t>___________________________________________________________________________</w:t>
+      </w:r>
+    </w:p>
+    <w:p>
+      <w:r>
+        <w:t>документации, сведения о лицах, осуществляющих подготовку раздела проектной и (или) рабочей документации)</w:t>
+      </w:r>
+    </w:p>
+    <w:p>
+      <w:pPr>
+        <w:keepNext/>
+      </w:pPr>
+      <w:r>
+        <w:rPr>
+          <w:b/>
+        </w:rPr>
+        <w:t>3. При выполнении работ применены _________________________________________ (наименования строительных материалов</w:t>
+      </w:r>
+    </w:p>
+    <w:p>
+      <w:r>
+        <w:t>___________________________________________________________________________</w:t>
+      </w:r>
+    </w:p>
+    <w:p>
+      <w:r>
+        <w:rPr>
+          <w:sz w:val="18"/>
+        </w:rPr>
+        <w:t>(изделий), реквизиты сертификатов и (или) других документов, подтверждающих их качество и безопасность, в случае если необходимо указывать более 5 документов, указывается ссылка на их реестр, который является неотъемлемой частью акта)</w:t>
+      </w:r>
+    </w:p>
+    <w:p>
+      <w:pPr>
+        <w:keepNext/>
+      </w:pPr>
+      <w:r>
+        <w:rPr>
+          <w:b/>
+        </w:rPr>
+        <w:t>4. Предъявлены документы, подтверждающие соответствие работ предъявляемым к ним требованиям</w:t>
+      </w:r>
+    </w:p>
+    <w:p>
+      <w:r>
+        <w:t>___________________________________________________________________________</w:t>
+      </w:r>
+    </w:p>
+    <w:p>
+      <w:r>
+        <w:rPr>
+          <w:sz w:val="18"/>
+        </w:rPr>
+        <w:t>(исполнительные схемы и чертежи, результаты экспертиз, обследований,</w:t>
+      </w:r>
+    </w:p>
+    <w:p>
+      <w:r>
+        <w:t>___________________________________________________________________________</w:t>
+      </w:r>
+    </w:p>
+    <w:p>
+      <w:r>
+        <w:t>лабораторных и иных испытаний выполненных работ, проведенных в процессе строительного контроля)</w:t>
+      </w:r>
+    </w:p>
+    <w:p>
+      <w:pPr>
+        <w:keepNext/>
+      </w:pPr>
+      <w:r>
+        <w:rPr>
+          <w:b/>
+        </w:rPr>
+        <w:t>5. Даты: начала работ "__" ___________ 20__ г. окончания работ "__" ___________ 20__ г.</w:t>
+      </w:r>
+    </w:p>
+    <w:p>
+      <w:pPr>
+        <w:keepNext/>
+      </w:pPr>
+      <w:r>
+        <w:rPr>
+          <w:b/>
+        </w:rPr>
+        <w:t>6. Работы выполнены в соответствии с</w:t>
+      </w:r>
+    </w:p>
+    <w:p>
+      <w:r>
+        <w:t>___________________________________________________________________________</w:t>
+      </w:r>
+    </w:p>
+    <w:p>
+      <w:r>
+        <w:rPr>
+          <w:sz w:val="18"/>
+        </w:rPr>
+        <w:t>(наименования и структурные единицы технических регламентов,</w:t>
+      </w:r>
+    </w:p>
+    <w:p>
+      <w:r>
+        <w:t>___________________________________________________________________________</w:t>
+      </w:r>
+    </w:p>
+    <w:p>
+      <w:r>
+        <w:t>иных нормативных правовых актов, разделы проектной и (или) рабочей документации)</w:t>
+      </w:r>
+    </w:p>
+    <w:p>
+      <w:pPr>
+        <w:keepNext/>
+      </w:pPr>
+      <w:r>
+        <w:rPr>
+          <w:b/>
+        </w:rPr>
+        <w:t>7. Разрешается производство последующих работ</w:t>
+      </w:r>
+    </w:p>
+    <w:p>
+      <w:r>
+        <w:t>___________________________________________________________________________</w:t>
+      </w:r>
+    </w:p>
+    <w:p>
+      <w:r>
+        <w:rPr>
+          <w:sz w:val="18"/>
+        </w:rPr>
+        <w:t>(наименования работ, строительных конструкций, участков сетей инженерно-технического обеспечения)</w:t>
+      </w:r>
+    </w:p>
+    <w:p>
+      <w:pPr>
+        <w:keepNext/>
+      </w:pPr>
+      <w:r>
+        <w:t>Дополнительные сведения ___________________________________________________</w:t>
+      </w:r>
+    </w:p>
+    <w:p>
+      <w:pPr>
+        <w:keepNext/>
+      </w:pPr>
+      <w:r>
+        <w:t>Акт составлен в _________ экземплярах (в случае заполнения акта на бумажном носителе).</w:t>
+      </w:r>
+    </w:p>
+    <w:p>
+      <w:pPr>
+        <w:keepNext/>
+      </w:pPr>
+      <w:r>
+        <w:t>Приложения ________________________________________________________________ (исполнительные схемы и чертежи, результаты экспертиз, обследований, лабораторных и иных испытаний)</w:t>
+      </w:r>
+    </w:p>
+    <w:p>
+      <w:pPr>
+        <w:keepNext/>
+        <w:pageBreakBefore/>
+        <w:spacing w:after="140"/>
+      </w:pPr>
+      <w:r>
+        <w:t>Представитель застройщика, технического заказчика, лица, ответственного за эксплуатацию здания, сооружения, или регионального оператора по вопросам строительного контроля</w:t>
+      </w:r>
+    </w:p>
+    <w:p>
+      <w:pPr>
+        <w:keepNext/>
+        <w:spacing w:after="140"/>
+      </w:pPr>
+      <w:r>
+        <w:t>___________________________ ______________</w:t>
+      </w:r>
+    </w:p>
+    <w:p>
+      <w:pPr>
+        <w:spacing w:after="140"/>
+      </w:pPr>
+      <w:r>
+        <w:rPr>
+          <w:sz w:val="18"/>
+        </w:rPr>
+        <w:t>(фамилия, инициалы) (подпись)</w:t>
+      </w:r>
+    </w:p>
+    <w:p>
+      <w:pPr>
+        <w:keepNext/>
+        <w:spacing w:after="140"/>
+      </w:pPr>
+      <w:r>
+        <w:t>Представитель лица, осуществляющего строительство, реконструкцию, капитальный ремонт</w:t>
+      </w:r>
+    </w:p>
+    <w:p>
+      <w:pPr>
+        <w:keepNext/>
+        <w:spacing w:after="140"/>
+      </w:pPr>
+      <w:r>
+        <w:t>___________________________ ______________</w:t>
+      </w:r>
+    </w:p>
+    <w:p>
+      <w:pPr>
+        <w:spacing w:after="140"/>
+      </w:pPr>
+      <w:r>
+        <w:rPr>
+          <w:sz w:val="18"/>
+        </w:rPr>
+        <w:t>(фамилия, инициалы) (подпись)</w:t>
+      </w:r>
+    </w:p>
+    <w:p>
+      <w:pPr>
+        <w:keepNext/>
+        <w:spacing w:after="140"/>
+      </w:pPr>
+      <w:r>
+        <w:t>Представитель лица, осуществляющего строительство, реконструкцию, капитальный ремонт, по вопросам строительного контроля</w:t>
+      </w:r>
+    </w:p>
+    <w:p>
+      <w:pPr>
+        <w:keepNext/>
+        <w:spacing w:after="140"/>
+      </w:pPr>
+      <w:r>
+        <w:t>___________________________ ______________</w:t>
+      </w:r>
+    </w:p>
+    <w:p>
+      <w:pPr>
+        <w:spacing w:after="140"/>
+      </w:pPr>
+      <w:r>
+        <w:rPr>
+          <w:sz w:val="18"/>
+        </w:rPr>
+        <w:t>(фамилия, инициалы) (подпись)</w:t>
+      </w:r>
+    </w:p>
+    <w:p>
+      <w:pPr>
+        <w:keepNext/>
+        <w:spacing w:after="140"/>
+      </w:pPr>
+      <w:r>
+        <w:t>Представитель лица, осуществляющего подготовку проектной документации (в случае привлечения застройщиком лица, осуществляющего подготовку проектной документации, для проверки соответствия выполняемых работ проектной документации согласно части 2 статьи 53 Градостроительного кодекса Российской Федерации)</w:t>
+      </w:r>
+    </w:p>
+    <w:p>
+      <w:pPr>
+        <w:keepNext/>
+        <w:spacing w:after="140"/>
+      </w:pPr>
+      <w:r>
+        <w:t>___________________________ ______________</w:t>
+      </w:r>
+    </w:p>
+    <w:p>
+      <w:pPr>
+        <w:spacing w:after="140"/>
+      </w:pPr>
+      <w:r>
+        <w:rPr>
+          <w:sz w:val="18"/>
+        </w:rPr>
+        <w:t>(фамилия, инициалы) (подпись)</w:t>
+      </w:r>
+    </w:p>
+    <w:p>
+      <w:pPr>
+        <w:keepNext/>
+        <w:spacing w:after="140"/>
+      </w:pPr>
+      <w:r>
+        <w:t>Представитель лица, выполнившего работы, подлежащие освидетельствованию (в случае выполнения работ по договорам о строительстве, реконструкции, капитальном ремонте объектов капитального строительства, заключенным с иными лицами)</w:t>
+      </w:r>
+    </w:p>
+    <w:p>
+      <w:pPr>
+        <w:keepNext/>
+        <w:spacing w:after="140"/>
+      </w:pPr>
+      <w:r>
+        <w:t>___________________________ ______________</w:t>
+      </w:r>
+    </w:p>
+    <w:p>
+      <w:pPr>
+        <w:spacing w:after="140"/>
+      </w:pPr>
+      <w:r>
+        <w:rPr>
+          <w:sz w:val="18"/>
+        </w:rPr>
+        <w:t>(фамилия, инициалы) (подпись)</w:t>
+      </w:r>
+    </w:p>
+    <w:p>
+      <w:r>
+        <w:br w:type="page"/>
+      </w:r>
+    </w:p>
+    <w:p>
+      <w:pPr>
+        <w:pStyle w:val="Title"/>
+      </w:pPr>
+      <w:r>
+        <w:t>Вариант 2 Армирование</w:t>
+      </w:r>
+    </w:p>
+    <w:p>
+      <w:r>
+        <w:rPr>
+          <w:color w:val="8E6F32"/>
+          <w:sz w:val="18"/>
+        </w:rPr>
+        <w:t>Рекомендуемый образец приложения № 3 к составу исполнительной документации, утверждённому приказом Минстроя России от 16.05.2023 № 344/пр.</w:t>
+      </w:r>
+    </w:p>
+    <w:p>
+      <w:pPr>
+        <w:spacing w:after="160"/>
+      </w:pPr>
+      <w:r>
+        <w:t>Укажите фактические работы, место и проектные решения в пунктах 1 и 2. Материалы и результаты контроля внесите в пункты 3 и 4. Подписи оформите по составу участников освидетельствования, указанному в форме.</w:t>
+      </w:r>
+    </w:p>
+    <w:p>
+      <w:r>
+        <w:t>Укажите конструкцию и участок, класс и диаметры арматуры, шаг, соединения и защитный слой; приложите документы о качестве и исполнительную схему.</w:t>
+      </w:r>
+    </w:p>
+    <w:p>
+      <w:pPr>
+        <w:keepNext/>
+      </w:pPr>
+      <w:r>
+        <w:t>Объект капитального строительства</w:t>
+      </w:r>
+    </w:p>
+    <w:p>
+      <w:r>
+        <w:t>___________________________________________________________________________</w:t>
+      </w:r>
+    </w:p>
+    <w:p>
+      <w:r>
+        <w:rPr>
+          <w:sz w:val="18"/>
+        </w:rPr>
+        <w:t>(наименование объекта капитального строительства в соответствии с проектной документацией, почтовый или строительный адрес объекта капитального строительства)</w:t>
+      </w:r>
+    </w:p>
+    <w:p>
+      <w:pPr>
+        <w:keepNext/>
+      </w:pPr>
+      <w:r>
+        <w:t>Застройщик, технический заказчик, лицо, ответственное за эксплуатацию здания, сооружения, или региональный оператор</w:t>
+      </w:r>
+    </w:p>
+    <w:p>
+      <w:r>
+        <w:t>___________________________________________________________________________</w:t>
+      </w:r>
+    </w:p>
+    <w:p>
+      <w:r>
+        <w:rPr>
+          <w:sz w:val="18"/>
+        </w:rPr>
+        <w:t>(фамилия, имя, отчество (последнее - при наличии), адрес места жительства, ОГРНИП, ИНН индивидуального предпринимателя,</w:t>
+      </w:r>
+    </w:p>
+    <w:p>
+      <w:r>
+        <w:t>___________________________________________________________________________</w:t>
+      </w:r>
+    </w:p>
+    <w:p>
+      <w:r>
+        <w:t>полное и (или) сокращенное наименование, ОГРН, ИНН, адрес юридического лица в пределах его места нахождения, телефон или факс,</w:t>
+      </w:r>
+    </w:p>
+    <w:p>
+      <w:r>
+        <w:t>___________________________________________________________________________</w:t>
+      </w:r>
+    </w:p>
+    <w:p>
+      <w:r>
+        <w:t>полное и (или) сокращенное наименование, ОГРН, ИНН саморегулируемой организации, членом которой является указанное юридическое лицо или индивидуальный предприниматель (за исключением случаев, когда членство в саморегулируемых организациях в области строительства, реконструкции, капитального ремонта объектов капитального строительства не требуется);</w:t>
+      </w:r>
+    </w:p>
+    <w:p>
+      <w:r>
+        <w:t>___________________________________________________________________________</w:t>
+      </w:r>
+    </w:p>
+    <w:p>
+      <w:r>
+        <w:t>фамилия, имя, отчество (последнее - при наличии), паспортные данные, адрес места жительства, телефон или факс - для физических лиц, не являющихся индивидуальными предпринимателями)</w:t>
+      </w:r>
+    </w:p>
+    <w:p>
+      <w:pPr>
+        <w:keepNext/>
+      </w:pPr>
+      <w:r>
+        <w:t>Лицо, осуществляющее строительство, реконструкцию, капитальный ремонт</w:t>
+      </w:r>
+    </w:p>
+    <w:p>
+      <w:r>
+        <w:t>___________________________________________________________________________</w:t>
+      </w:r>
+    </w:p>
+    <w:p>
+      <w:r>
+        <w:rPr>
+          <w:sz w:val="18"/>
+        </w:rPr>
+        <w:t>(фамилия, имя, отчество (последнее - при наличии), адрес места жительства, ОГРНИП, ИНН индивидуального предпринимателя,</w:t>
+      </w:r>
+    </w:p>
+    <w:p>
+      <w:r>
+        <w:t>___________________________________________________________________________</w:t>
+      </w:r>
+    </w:p>
+    <w:p>
+      <w:r>
+        <w:t>полное и (или) сокращенное наименование, ОГРН, ИНН, адрес юридического лица в пределах его места нахождения, телефон или факс,</w:t>
+      </w:r>
+    </w:p>
+    <w:p>
+      <w:r>
+        <w:t>___________________________________________________________________________</w:t>
+      </w:r>
+    </w:p>
+    <w:p>
+      <w:r>
+        <w:t>полное и (или) сокращенное наименование, ОГРН, ИНН саморегулируемой организации, членом которой является указанное юридическое лицо или индивидуальный предприниматель (за исключением случаев, когда членство в саморегулируемых организациях в области строительства, реконструкции, капитального ремонта объектов капитального строительства не требуется)</w:t>
+      </w:r>
+    </w:p>
+    <w:p>
+      <w:pPr>
+        <w:keepNext/>
+      </w:pPr>
+      <w:r>
+        <w:t>Лицо, осуществляющее подготовку проектной документации</w:t>
+      </w:r>
+    </w:p>
+    <w:p>
+      <w:r>
+        <w:t>___________________________________________________________________________</w:t>
+      </w:r>
+    </w:p>
+    <w:p>
+      <w:r>
+        <w:rPr>
+          <w:sz w:val="18"/>
+        </w:rPr>
+        <w:t>(фамилия, имя, отчество (последнее - при наличии), адрес места жительства, ОГРНИП, ИНН индивидуального предпринимателя,</w:t>
+      </w:r>
+    </w:p>
+    <w:p>
+      <w:r>
+        <w:t>___________________________________________________________________________</w:t>
+      </w:r>
+    </w:p>
+    <w:p>
+      <w:r>
+        <w:t>полное и (или) сокращенное наименование, ОГРН, ИНН, адрес юридического лица в пределах его места нахождения, телефон или факс,</w:t>
+      </w:r>
+    </w:p>
+    <w:p>
+      <w:r>
+        <w:t>___________________________________________________________________________</w:t>
+      </w:r>
+    </w:p>
+    <w:p>
+      <w:r>
+        <w:t>полное и (или) сокращенное наименование, ОГРН, ИНН саморегулируемой организации, членом которой является указанное юридическое лицо или индивидуальный предприниматель (за исключением случаев, когда членство в саморегулируемых организациях в области архитектурно-строительного проектирования не требуется)</w:t>
+      </w:r>
+    </w:p>
+    <w:p>
+      <w:pPr>
+        <w:keepNext/>
         <w:jc w:val="center"/>
-        <w:tblLayout w:type="fixed"/>
-        <w:tblLook w:firstColumn="1" w:firstRow="1" w:lastColumn="0" w:lastRow="0" w:noHBand="0" w:noVBand="1" w:val="04A0"/>
-      </w:tblPr>
-      <w:tblGrid>
-        <w:gridCol w:w="1800"/>
-        <w:gridCol w:w="7560"/>
-      </w:tblGrid>
-      <w:tr>
-        <w:tc>
-          <w:tcPr>
-            <w:tcW w:type="dxa" w:w="4680"/>
-            <w:shd w:fill="E9E5DC"/>
-            <w:vAlign w:val="center"/>
-          </w:tcPr>
-          <w:p>
-            <w:r>
-              <w:t>Статус</w:t>
-            </w:r>
-          </w:p>
-        </w:tc>
-        <w:tc>
-          <w:tcPr>
-            <w:tcW w:type="dxa" w:w="4680"/>
-            <w:shd w:fill="E9E5DC"/>
-            <w:vAlign w:val="center"/>
-          </w:tcPr>
-          <w:p>
-            <w:r>
-              <w:t>Проверка</w:t>
-            </w:r>
-          </w:p>
-        </w:tc>
-      </w:tr>
-      <w:tr>
-        <w:tc>
-          <w:tcPr>
-            <w:tcW w:type="dxa" w:w="1800"/>
-          </w:tcPr>
-          <w:p>
-            <w:r>
-              <w:t>☐</w:t>
-            </w:r>
-          </w:p>
-        </w:tc>
-        <w:tc>
-          <w:tcPr>
-            <w:tcW w:type="dxa" w:w="7560"/>
-          </w:tcPr>
-          <w:p>
-            <w:r>
-              <w:t>Сверено с договором и приложениями</w:t>
-            </w:r>
-          </w:p>
-        </w:tc>
-      </w:tr>
-      <w:tr>
-        <w:tc>
-          <w:tcPr>
-            <w:tcW w:type="dxa" w:w="1800"/>
-          </w:tcPr>
-          <w:p>
-            <w:r>
-              <w:t>☐</w:t>
-            </w:r>
-          </w:p>
-        </w:tc>
-        <w:tc>
-          <w:tcPr>
-            <w:tcW w:type="dxa" w:w="7560"/>
-          </w:tcPr>
-          <w:p>
-            <w:r>
-              <w:t>Проверены полномочия подписанта и адресат</w:t>
-            </w:r>
-          </w:p>
-        </w:tc>
-      </w:tr>
-      <w:tr>
-        <w:tc>
-          <w:tcPr>
-            <w:tcW w:type="dxa" w:w="1800"/>
-          </w:tcPr>
-          <w:p>
-            <w:r>
-              <w:t>☐</w:t>
-            </w:r>
-          </w:p>
-        </w:tc>
-        <w:tc>
-          <w:tcPr>
-            <w:tcW w:type="dxa" w:w="7560"/>
-          </w:tcPr>
-          <w:p>
-            <w:r>
-              <w:t>Приложения названы и приложены</w:t>
-            </w:r>
-          </w:p>
-        </w:tc>
-      </w:tr>
-      <w:tr>
-        <w:tc>
-          <w:tcPr>
-            <w:tcW w:type="dxa" w:w="1800"/>
-          </w:tcPr>
-          <w:p>
-            <w:r>
-              <w:t>☐</w:t>
-            </w:r>
-          </w:p>
-        </w:tc>
-        <w:tc>
-          <w:tcPr>
-            <w:tcW w:type="dxa" w:w="7560"/>
-          </w:tcPr>
-          <w:p>
-            <w:r>
-              <w:t>Зафиксирован доказуемый канал отправки</w:t>
-            </w:r>
-          </w:p>
-        </w:tc>
-      </w:tr>
-      <w:tr>
-        <w:tc>
-          <w:tcPr>
-            <w:tcW w:type="dxa" w:w="1800"/>
-          </w:tcPr>
-          <w:p>
-            <w:r>
-              <w:t>☐</w:t>
-            </w:r>
-          </w:p>
-        </w:tc>
-        <w:tc>
-          <w:tcPr>
-            <w:tcW w:type="dxa" w:w="7560"/>
-          </w:tcPr>
-          <w:p>
-            <w:r>
-              <w:t>Юридически значимые формулировки проверены специалистом под объект</w:t>
-            </w:r>
-          </w:p>
-        </w:tc>
-      </w:tr>
-    </w:tbl>
-    <w:p>
-      <w:r>
-        <w:t>Важно: шаблон не заменяет анализ договора, проектной документации и обстоятельств конкретного объекта.</w:t>
+      </w:pPr>
+      <w:r>
+        <w:rPr>
+          <w:b/>
+          <w:sz w:val="24"/>
+        </w:rPr>
+        <w:t>АКТ</w:t>
+      </w:r>
+    </w:p>
+    <w:p>
+      <w:pPr>
+        <w:keepNext/>
+        <w:jc w:val="center"/>
+      </w:pPr>
+      <w:r>
+        <w:rPr>
+          <w:b/>
+          <w:sz w:val="24"/>
+        </w:rPr>
+        <w:t>освидетельствования скрытых работ</w:t>
+      </w:r>
+    </w:p>
+    <w:p>
+      <w:pPr>
+        <w:keepNext/>
+      </w:pPr>
+      <w:r>
+        <w:t>N __________ "__" _____________ 20__ г. (дата составления акта)</w:t>
+      </w:r>
+    </w:p>
+    <w:p>
+      <w:pPr>
+        <w:keepNext/>
+      </w:pPr>
+      <w:r>
+        <w:t>Представитель застройщика, технического заказчика, лица, ответственного за эксплуатацию здания, сооружения, или регионального оператора по вопросам строительного контроля</w:t>
+      </w:r>
+    </w:p>
+    <w:p>
+      <w:r>
+        <w:t>___________________________________________________________________________</w:t>
+      </w:r>
+    </w:p>
+    <w:p>
+      <w:r>
+        <w:rPr>
+          <w:sz w:val="18"/>
+        </w:rPr>
+        <w:t>(должность (при наличии), фамилия, инициалы, идентификационный номер в национальном реестре специалистов в области строительства (за исключением случаев, когда членство в саморегулируемых организациях в области строительства, реконструкции, капитального ремонта объектов капитального строительства не требуется),</w:t>
+      </w:r>
+    </w:p>
+    <w:p>
+      <w:r>
+        <w:t>___________________________________________________________________________</w:t>
+      </w:r>
+    </w:p>
+    <w:p>
+      <w:r>
+        <w:t>реквизиты распорядительного документа, подтверждающего полномочия,</w:t>
+      </w:r>
+    </w:p>
+    <w:p>
+      <w:r>
+        <w:t>___________________________________________________________________________</w:t>
+      </w:r>
+    </w:p>
+    <w:p>
+      <w:r>
+        <w:t>с указанием полного и (или) сокращенного наименования, ОГРН, ИНН, адреса юридического лица в пределах его места нахождения (в случае осуществления строительного контроля на основании договора с застройщиком или техническим заказчиком),</w:t>
+      </w:r>
+    </w:p>
+    <w:p>
+      <w:r>
+        <w:t>___________________________________________________________________________</w:t>
+      </w:r>
+    </w:p>
+    <w:p>
+      <w:r>
+        <w:t>фамилии, имени, отчества (последнее - при наличии), адреса места жительства, ОГРНИП, ИНН индивидуального предпринимателя (в случае осуществления строительного контроля на основании договора с застройщиком или техническим заказчиком)</w:t>
+      </w:r>
+    </w:p>
+    <w:p>
+      <w:pPr>
+        <w:keepNext/>
+      </w:pPr>
+      <w:r>
+        <w:t>Представитель лица, осуществляющего строительство, реконструкцию, капитальный ремонт</w:t>
+      </w:r>
+    </w:p>
+    <w:p>
+      <w:r>
+        <w:t>___________________________________________________________________________</w:t>
+      </w:r>
+    </w:p>
+    <w:p>
+      <w:r>
+        <w:rPr>
+          <w:sz w:val="18"/>
+        </w:rPr>
+        <w:t>(должность (при наличии), фамилия, инициалы, реквизиты распорядительного документа, подтверждающего полномочия)</w:t>
+      </w:r>
+    </w:p>
+    <w:p>
+      <w:pPr>
+        <w:keepNext/>
+      </w:pPr>
+      <w:r>
+        <w:t>Представитель лица, осуществляющего строительство, реконструкцию, капитальный ремонт, по вопросам строительного контроля</w:t>
+      </w:r>
+    </w:p>
+    <w:p>
+      <w:r>
+        <w:t>___________________________________________________________________________</w:t>
+      </w:r>
+    </w:p>
+    <w:p>
+      <w:r>
+        <w:rPr>
+          <w:sz w:val="18"/>
+        </w:rPr>
+        <w:t>(должность (при наличии), фамилия, инициалы, идентификационный номер в национальном реестре специалистов в области строительства (за исключением случаев, когда членство в саморегулируемых организациях в области строительства, реконструкции, капитального ремонта объектов капитального строительства не требуется),</w:t>
+      </w:r>
+    </w:p>
+    <w:p>
+      <w:r>
+        <w:t>___________________________________________________________________________</w:t>
+      </w:r>
+    </w:p>
+    <w:p>
+      <w:r>
+        <w:t>реквизиты распорядительного документа, подтверждающего полномочия)</w:t>
+      </w:r>
+    </w:p>
+    <w:p>
+      <w:pPr>
+        <w:keepNext/>
+      </w:pPr>
+      <w:r>
+        <w:t>Представитель лица, осуществляющего подготовку проектной документации (в случае привлечения застройщиком лица, осуществляющего подготовку проектной документации, для проверки соответствия выполняемых работ проектной документации согласно части 2 статьи 53 Градостроительного кодекса Российской Федерации)</w:t>
+      </w:r>
+    </w:p>
+    <w:p>
+      <w:r>
+        <w:t>___________________________________________________________________________</w:t>
+      </w:r>
+    </w:p>
+    <w:p>
+      <w:r>
+        <w:rPr>
+          <w:sz w:val="18"/>
+        </w:rPr>
+        <w:t>(должность (при наличии), фамилия, инициалы, реквизиты распорядительного документа, подтверждающего полномочия,</w:t>
+      </w:r>
+    </w:p>
+    <w:p>
+      <w:r>
+        <w:t>___________________________________________________________________________</w:t>
+      </w:r>
+    </w:p>
+    <w:p>
+      <w:r>
+        <w:t>с указанием полного и (или) сокращенного наименования, ОГРН, ИНН, адреса юридического лица в пределах его места нахождения,</w:t>
+      </w:r>
+    </w:p>
+    <w:p>
+      <w:r>
+        <w:t>___________________________________________________________________________</w:t>
+      </w:r>
+    </w:p>
+    <w:p>
+      <w:r>
+        <w:t>фамилии, имени, отчества (последнее - при наличии), адреса места жительства, ОГРНИП, ИНН индивидуального предпринимателя)</w:t>
+      </w:r>
+    </w:p>
+    <w:p>
+      <w:pPr>
+        <w:keepNext/>
+      </w:pPr>
+      <w:r>
+        <w:t>Представитель лица, выполнившего работы, подлежащие освидетельствованию (в случае выполнения работ по договорам о строительстве, реконструкции, капитальном ремонте объектов капитального строительства, заключенным с иными лицами)</w:t>
+      </w:r>
+    </w:p>
+    <w:p>
+      <w:r>
+        <w:t>___________________________________________________________________________</w:t>
+      </w:r>
+    </w:p>
+    <w:p>
+      <w:r>
+        <w:rPr>
+          <w:sz w:val="18"/>
+        </w:rPr>
+        <w:t>(должность (при наличии), фамилия, инициалы, реквизиты распорядительного документа, подтверждающего полномочия,</w:t>
+      </w:r>
+    </w:p>
+    <w:p>
+      <w:r>
+        <w:t>___________________________________________________________________________</w:t>
+      </w:r>
+    </w:p>
+    <w:p>
+      <w:r>
+        <w:t>с указанием полного и (или) сокращенного наименования, ОГРН, ИНН, адреса юридического лица в пределах его места нахождения,</w:t>
+      </w:r>
+    </w:p>
+    <w:p>
+      <w:r>
+        <w:t>___________________________________________________________________________</w:t>
+      </w:r>
+    </w:p>
+    <w:p>
+      <w:r>
+        <w:t>фамилии, имени, отчества (последнее - при наличии), адреса места жительства, ОГРНИП, ИНН индивидуального предпринимателя)</w:t>
+      </w:r>
+    </w:p>
+    <w:p>
+      <w:pPr>
+        <w:keepNext/>
+      </w:pPr>
+      <w:r>
+        <w:t>произвели осмотр работ, выполненных</w:t>
+      </w:r>
+    </w:p>
+    <w:p>
+      <w:r>
+        <w:t>__________________________________________________________________________,</w:t>
+      </w:r>
+    </w:p>
+    <w:p>
+      <w:r>
+        <w:rPr>
+          <w:sz w:val="18"/>
+        </w:rPr>
+        <w:t>(полное и (или) сокращенное наименование или фамилия, имя, отчество (последнее - при наличии) лица, выполнившего работы, подлежащие освидетельствованию)</w:t>
+      </w:r>
+    </w:p>
+    <w:p>
+      <w:pPr>
+        <w:keepNext/>
+      </w:pPr>
+      <w:r>
+        <w:t>и составили настоящий акт о нижеследующем:</w:t>
+      </w:r>
+    </w:p>
+    <w:p>
+      <w:pPr>
+        <w:keepNext/>
+      </w:pPr>
+      <w:r>
+        <w:rPr>
+          <w:b/>
+        </w:rPr>
+        <w:t>1. К освидетельствованию предъявлены следующие работы:</w:t>
+      </w:r>
+    </w:p>
+    <w:p>
+      <w:r>
+        <w:t>___________________________________________________________________________</w:t>
+      </w:r>
+    </w:p>
+    <w:p>
+      <w:r>
+        <w:rPr>
+          <w:sz w:val="18"/>
+        </w:rPr>
+        <w:t>(наименование скрытых работ)</w:t>
+      </w:r>
+    </w:p>
+    <w:p>
+      <w:pPr>
+        <w:keepNext/>
+      </w:pPr>
+      <w:r>
+        <w:rPr>
+          <w:b/>
+        </w:rPr>
+        <w:t>2. Работы выполнены по проектной документации</w:t>
+      </w:r>
+    </w:p>
+    <w:p>
+      <w:r>
+        <w:t>___________________________________________________________________________</w:t>
+      </w:r>
+    </w:p>
+    <w:p>
+      <w:r>
+        <w:rPr>
+          <w:sz w:val="18"/>
+        </w:rPr>
+        <w:t>(номер, другие реквизиты чертежа, наименование проектной и (или) рабочей</w:t>
+      </w:r>
+    </w:p>
+    <w:p>
+      <w:r>
+        <w:t>___________________________________________________________________________</w:t>
+      </w:r>
+    </w:p>
+    <w:p>
+      <w:r>
+        <w:t>документации, сведения о лицах, осуществляющих подготовку раздела проектной и (или) рабочей документации)</w:t>
+      </w:r>
+    </w:p>
+    <w:p>
+      <w:pPr>
+        <w:keepNext/>
+      </w:pPr>
+      <w:r>
+        <w:rPr>
+          <w:b/>
+        </w:rPr>
+        <w:t>3. При выполнении работ применены _________________________________________ (наименования строительных материалов</w:t>
+      </w:r>
+    </w:p>
+    <w:p>
+      <w:r>
+        <w:t>___________________________________________________________________________</w:t>
+      </w:r>
+    </w:p>
+    <w:p>
+      <w:r>
+        <w:rPr>
+          <w:sz w:val="18"/>
+        </w:rPr>
+        <w:t>(изделий), реквизиты сертификатов и (или) других документов, подтверждающих их качество и безопасность, в случае если необходимо указывать более 5 документов, указывается ссылка на их реестр, который является неотъемлемой частью акта)</w:t>
+      </w:r>
+    </w:p>
+    <w:p>
+      <w:pPr>
+        <w:keepNext/>
+      </w:pPr>
+      <w:r>
+        <w:rPr>
+          <w:b/>
+        </w:rPr>
+        <w:t>4. Предъявлены документы, подтверждающие соответствие работ предъявляемым к ним требованиям</w:t>
+      </w:r>
+    </w:p>
+    <w:p>
+      <w:r>
+        <w:t>___________________________________________________________________________</w:t>
+      </w:r>
+    </w:p>
+    <w:p>
+      <w:r>
+        <w:rPr>
+          <w:sz w:val="18"/>
+        </w:rPr>
+        <w:t>(исполнительные схемы и чертежи, результаты экспертиз, обследований,</w:t>
+      </w:r>
+    </w:p>
+    <w:p>
+      <w:r>
+        <w:t>___________________________________________________________________________</w:t>
+      </w:r>
+    </w:p>
+    <w:p>
+      <w:r>
+        <w:t>лабораторных и иных испытаний выполненных работ, проведенных в процессе строительного контроля)</w:t>
+      </w:r>
+    </w:p>
+    <w:p>
+      <w:pPr>
+        <w:keepNext/>
+      </w:pPr>
+      <w:r>
+        <w:rPr>
+          <w:b/>
+        </w:rPr>
+        <w:t>5. Даты: начала работ "__" ___________ 20__ г. окончания работ "__" ___________ 20__ г.</w:t>
+      </w:r>
+    </w:p>
+    <w:p>
+      <w:pPr>
+        <w:keepNext/>
+      </w:pPr>
+      <w:r>
+        <w:rPr>
+          <w:b/>
+        </w:rPr>
+        <w:t>6. Работы выполнены в соответствии с</w:t>
+      </w:r>
+    </w:p>
+    <w:p>
+      <w:r>
+        <w:t>___________________________________________________________________________</w:t>
+      </w:r>
+    </w:p>
+    <w:p>
+      <w:r>
+        <w:rPr>
+          <w:sz w:val="18"/>
+        </w:rPr>
+        <w:t>(наименования и структурные единицы технических регламентов,</w:t>
+      </w:r>
+    </w:p>
+    <w:p>
+      <w:r>
+        <w:t>___________________________________________________________________________</w:t>
+      </w:r>
+    </w:p>
+    <w:p>
+      <w:r>
+        <w:t>иных нормативных правовых актов, разделы проектной и (или) рабочей документации)</w:t>
+      </w:r>
+    </w:p>
+    <w:p>
+      <w:pPr>
+        <w:keepNext/>
+      </w:pPr>
+      <w:r>
+        <w:rPr>
+          <w:b/>
+        </w:rPr>
+        <w:t>7. Разрешается производство последующих работ</w:t>
+      </w:r>
+    </w:p>
+    <w:p>
+      <w:r>
+        <w:t>___________________________________________________________________________</w:t>
+      </w:r>
+    </w:p>
+    <w:p>
+      <w:r>
+        <w:rPr>
+          <w:sz w:val="18"/>
+        </w:rPr>
+        <w:t>(наименования работ, строительных конструкций, участков сетей инженерно-технического обеспечения)</w:t>
+      </w:r>
+    </w:p>
+    <w:p>
+      <w:pPr>
+        <w:keepNext/>
+      </w:pPr>
+      <w:r>
+        <w:t>Дополнительные сведения ___________________________________________________</w:t>
+      </w:r>
+    </w:p>
+    <w:p>
+      <w:pPr>
+        <w:keepNext/>
+      </w:pPr>
+      <w:r>
+        <w:t>Акт составлен в _________ экземплярах (в случае заполнения акта на бумажном носителе).</w:t>
+      </w:r>
+    </w:p>
+    <w:p>
+      <w:pPr>
+        <w:keepNext/>
+      </w:pPr>
+      <w:r>
+        <w:t>Приложения ________________________________________________________________ (исполнительные схемы и чертежи, результаты экспертиз, обследований, лабораторных и иных испытаний)</w:t>
+      </w:r>
+    </w:p>
+    <w:p>
+      <w:pPr>
+        <w:keepNext/>
+        <w:pageBreakBefore/>
+        <w:spacing w:after="140"/>
+      </w:pPr>
+      <w:r>
+        <w:t>Представитель застройщика, технического заказчика, лица, ответственного за эксплуатацию здания, сооружения, или регионального оператора по вопросам строительного контроля</w:t>
+      </w:r>
+    </w:p>
+    <w:p>
+      <w:pPr>
+        <w:keepNext/>
+        <w:spacing w:after="140"/>
+      </w:pPr>
+      <w:r>
+        <w:t>___________________________ ______________</w:t>
+      </w:r>
+    </w:p>
+    <w:p>
+      <w:pPr>
+        <w:spacing w:after="140"/>
+      </w:pPr>
+      <w:r>
+        <w:rPr>
+          <w:sz w:val="18"/>
+        </w:rPr>
+        <w:t>(фамилия, инициалы) (подпись)</w:t>
+      </w:r>
+    </w:p>
+    <w:p>
+      <w:pPr>
+        <w:keepNext/>
+        <w:spacing w:after="140"/>
+      </w:pPr>
+      <w:r>
+        <w:t>Представитель лица, осуществляющего строительство, реконструкцию, капитальный ремонт</w:t>
+      </w:r>
+    </w:p>
+    <w:p>
+      <w:pPr>
+        <w:keepNext/>
+        <w:spacing w:after="140"/>
+      </w:pPr>
+      <w:r>
+        <w:t>___________________________ ______________</w:t>
+      </w:r>
+    </w:p>
+    <w:p>
+      <w:pPr>
+        <w:spacing w:after="140"/>
+      </w:pPr>
+      <w:r>
+        <w:rPr>
+          <w:sz w:val="18"/>
+        </w:rPr>
+        <w:t>(фамилия, инициалы) (подпись)</w:t>
+      </w:r>
+    </w:p>
+    <w:p>
+      <w:pPr>
+        <w:keepNext/>
+        <w:spacing w:after="140"/>
+      </w:pPr>
+      <w:r>
+        <w:t>Представитель лица, осуществляющего строительство, реконструкцию, капитальный ремонт, по вопросам строительного контроля</w:t>
+      </w:r>
+    </w:p>
+    <w:p>
+      <w:pPr>
+        <w:keepNext/>
+        <w:spacing w:after="140"/>
+      </w:pPr>
+      <w:r>
+        <w:t>___________________________ ______________</w:t>
+      </w:r>
+    </w:p>
+    <w:p>
+      <w:pPr>
+        <w:spacing w:after="140"/>
+      </w:pPr>
+      <w:r>
+        <w:rPr>
+          <w:sz w:val="18"/>
+        </w:rPr>
+        <w:t>(фамилия, инициалы) (подпись)</w:t>
+      </w:r>
+    </w:p>
+    <w:p>
+      <w:pPr>
+        <w:keepNext/>
+        <w:spacing w:after="140"/>
+      </w:pPr>
+      <w:r>
+        <w:t>Представитель лица, осуществляющего подготовку проектной документации (в случае привлечения застройщиком лица, осуществляющего подготовку проектной документации, для проверки соответствия выполняемых работ проектной документации согласно части 2 статьи 53 Градостроительного кодекса Российской Федерации)</w:t>
+      </w:r>
+    </w:p>
+    <w:p>
+      <w:pPr>
+        <w:keepNext/>
+        <w:spacing w:after="140"/>
+      </w:pPr>
+      <w:r>
+        <w:t>___________________________ ______________</w:t>
+      </w:r>
+    </w:p>
+    <w:p>
+      <w:pPr>
+        <w:spacing w:after="140"/>
+      </w:pPr>
+      <w:r>
+        <w:rPr>
+          <w:sz w:val="18"/>
+        </w:rPr>
+        <w:t>(фамилия, инициалы) (подпись)</w:t>
+      </w:r>
+    </w:p>
+    <w:p>
+      <w:pPr>
+        <w:keepNext/>
+        <w:spacing w:after="140"/>
+      </w:pPr>
+      <w:r>
+        <w:t>Представитель лица, выполнившего работы, подлежащие освидетельствованию (в случае выполнения работ по договорам о строительстве, реконструкции, капитальном ремонте объектов капитального строительства, заключенным с иными лицами)</w:t>
+      </w:r>
+    </w:p>
+    <w:p>
+      <w:pPr>
+        <w:keepNext/>
+        <w:spacing w:after="140"/>
+      </w:pPr>
+      <w:r>
+        <w:t>___________________________ ______________</w:t>
+      </w:r>
+    </w:p>
+    <w:p>
+      <w:pPr>
+        <w:spacing w:after="140"/>
+      </w:pPr>
+      <w:r>
+        <w:rPr>
+          <w:sz w:val="18"/>
+        </w:rPr>
+        <w:t>(фамилия, инициалы) (подпись)</w:t>
+      </w:r>
+    </w:p>
+    <w:p>
+      <w:r>
+        <w:br w:type="page"/>
+      </w:r>
+    </w:p>
+    <w:p>
+      <w:pPr>
+        <w:pStyle w:val="Title"/>
+      </w:pPr>
+      <w:r>
+        <w:t>Вариант 3 Гидроизоляция</w:t>
+      </w:r>
+    </w:p>
+    <w:p>
+      <w:r>
+        <w:rPr>
+          <w:color w:val="8E6F32"/>
+          <w:sz w:val="18"/>
+        </w:rPr>
+        <w:t>Рекомендуемый образец приложения № 3 к составу исполнительной документации, утверждённому приказом Минстроя России от 16.05.2023 № 344/пр.</w:t>
+      </w:r>
+    </w:p>
+    <w:p>
+      <w:pPr>
+        <w:spacing w:after="160"/>
+      </w:pPr>
+      <w:r>
+        <w:t>Укажите фактические работы, место и проектные решения в пунктах 1 и 2. Материалы и результаты контроля внесите в пункты 3 и 4. Подписи оформите по составу участников освидетельствования, указанному в форме.</w:t>
+      </w:r>
+    </w:p>
+    <w:p>
+      <w:r>
+        <w:t>Укажите основание, участок, материал, число слоёв и проектную толщину; приложите документы о качестве и результаты предусмотренного проектом контроля.</w:t>
+      </w:r>
+    </w:p>
+    <w:p>
+      <w:pPr>
+        <w:keepNext/>
+      </w:pPr>
+      <w:r>
+        <w:t>Объект капитального строительства</w:t>
+      </w:r>
+    </w:p>
+    <w:p>
+      <w:r>
+        <w:t>___________________________________________________________________________</w:t>
+      </w:r>
+    </w:p>
+    <w:p>
+      <w:r>
+        <w:rPr>
+          <w:sz w:val="18"/>
+        </w:rPr>
+        <w:t>(наименование объекта капитального строительства в соответствии с проектной документацией, почтовый или строительный адрес объекта капитального строительства)</w:t>
+      </w:r>
+    </w:p>
+    <w:p>
+      <w:pPr>
+        <w:keepNext/>
+      </w:pPr>
+      <w:r>
+        <w:t>Застройщик, технический заказчик, лицо, ответственное за эксплуатацию здания, сооружения, или региональный оператор</w:t>
+      </w:r>
+    </w:p>
+    <w:p>
+      <w:r>
+        <w:t>___________________________________________________________________________</w:t>
+      </w:r>
+    </w:p>
+    <w:p>
+      <w:r>
+        <w:rPr>
+          <w:sz w:val="18"/>
+        </w:rPr>
+        <w:t>(фамилия, имя, отчество (последнее - при наличии), адрес места жительства, ОГРНИП, ИНН индивидуального предпринимателя,</w:t>
+      </w:r>
+    </w:p>
+    <w:p>
+      <w:r>
+        <w:t>___________________________________________________________________________</w:t>
+      </w:r>
+    </w:p>
+    <w:p>
+      <w:r>
+        <w:t>полное и (или) сокращенное наименование, ОГРН, ИНН, адрес юридического лица в пределах его места нахождения, телефон или факс,</w:t>
+      </w:r>
+    </w:p>
+    <w:p>
+      <w:r>
+        <w:t>___________________________________________________________________________</w:t>
+      </w:r>
+    </w:p>
+    <w:p>
+      <w:r>
+        <w:t>полное и (или) сокращенное наименование, ОГРН, ИНН саморегулируемой организации, членом которой является указанное юридическое лицо или индивидуальный предприниматель (за исключением случаев, когда членство в саморегулируемых организациях в области строительства, реконструкции, капитального ремонта объектов капитального строительства не требуется);</w:t>
+      </w:r>
+    </w:p>
+    <w:p>
+      <w:r>
+        <w:t>___________________________________________________________________________</w:t>
+      </w:r>
+    </w:p>
+    <w:p>
+      <w:r>
+        <w:t>фамилия, имя, отчество (последнее - при наличии), паспортные данные, адрес места жительства, телефон или факс - для физических лиц, не являющихся индивидуальными предпринимателями)</w:t>
+      </w:r>
+    </w:p>
+    <w:p>
+      <w:pPr>
+        <w:keepNext/>
+      </w:pPr>
+      <w:r>
+        <w:t>Лицо, осуществляющее строительство, реконструкцию, капитальный ремонт</w:t>
+      </w:r>
+    </w:p>
+    <w:p>
+      <w:r>
+        <w:t>___________________________________________________________________________</w:t>
+      </w:r>
+    </w:p>
+    <w:p>
+      <w:r>
+        <w:rPr>
+          <w:sz w:val="18"/>
+        </w:rPr>
+        <w:t>(фамилия, имя, отчество (последнее - при наличии), адрес места жительства, ОГРНИП, ИНН индивидуального предпринимателя,</w:t>
+      </w:r>
+    </w:p>
+    <w:p>
+      <w:r>
+        <w:t>___________________________________________________________________________</w:t>
+      </w:r>
+    </w:p>
+    <w:p>
+      <w:r>
+        <w:t>полное и (или) сокращенное наименование, ОГРН, ИНН, адрес юридического лица в пределах его места нахождения, телефон или факс,</w:t>
+      </w:r>
+    </w:p>
+    <w:p>
+      <w:r>
+        <w:t>___________________________________________________________________________</w:t>
+      </w:r>
+    </w:p>
+    <w:p>
+      <w:r>
+        <w:t>полное и (или) сокращенное наименование, ОГРН, ИНН саморегулируемой организации, членом которой является указанное юридическое лицо или индивидуальный предприниматель (за исключением случаев, когда членство в саморегулируемых организациях в области строительства, реконструкции, капитального ремонта объектов капитального строительства не требуется)</w:t>
+      </w:r>
+    </w:p>
+    <w:p>
+      <w:pPr>
+        <w:keepNext/>
+      </w:pPr>
+      <w:r>
+        <w:t>Лицо, осуществляющее подготовку проектной документации</w:t>
+      </w:r>
+    </w:p>
+    <w:p>
+      <w:r>
+        <w:t>___________________________________________________________________________</w:t>
+      </w:r>
+    </w:p>
+    <w:p>
+      <w:r>
+        <w:rPr>
+          <w:sz w:val="18"/>
+        </w:rPr>
+        <w:t>(фамилия, имя, отчество (последнее - при наличии), адрес места жительства, ОГРНИП, ИНН индивидуального предпринимателя,</w:t>
+      </w:r>
+    </w:p>
+    <w:p>
+      <w:r>
+        <w:t>___________________________________________________________________________</w:t>
+      </w:r>
+    </w:p>
+    <w:p>
+      <w:r>
+        <w:t>полное и (или) сокращенное наименование, ОГРН, ИНН, адрес юридического лица в пределах его места нахождения, телефон или факс,</w:t>
+      </w:r>
+    </w:p>
+    <w:p>
+      <w:r>
+        <w:t>___________________________________________________________________________</w:t>
+      </w:r>
+    </w:p>
+    <w:p>
+      <w:r>
+        <w:t>полное и (или) сокращенное наименование, ОГРН, ИНН саморегулируемой организации, членом которой является указанное юридическое лицо или индивидуальный предприниматель (за исключением случаев, когда членство в саморегулируемых организациях в области архитектурно-строительного проектирования не требуется)</w:t>
+      </w:r>
+    </w:p>
+    <w:p>
+      <w:pPr>
+        <w:keepNext/>
+        <w:jc w:val="center"/>
+      </w:pPr>
+      <w:r>
+        <w:rPr>
+          <w:b/>
+          <w:sz w:val="24"/>
+        </w:rPr>
+        <w:t>АКТ</w:t>
+      </w:r>
+    </w:p>
+    <w:p>
+      <w:pPr>
+        <w:keepNext/>
+        <w:jc w:val="center"/>
+      </w:pPr>
+      <w:r>
+        <w:rPr>
+          <w:b/>
+          <w:sz w:val="24"/>
+        </w:rPr>
+        <w:t>освидетельствования скрытых работ</w:t>
+      </w:r>
+    </w:p>
+    <w:p>
+      <w:pPr>
+        <w:keepNext/>
+      </w:pPr>
+      <w:r>
+        <w:t>N __________ "__" _____________ 20__ г. (дата составления акта)</w:t>
+      </w:r>
+    </w:p>
+    <w:p>
+      <w:pPr>
+        <w:keepNext/>
+      </w:pPr>
+      <w:r>
+        <w:t>Представитель застройщика, технического заказчика, лица, ответственного за эксплуатацию здания, сооружения, или регионального оператора по вопросам строительного контроля</w:t>
+      </w:r>
+    </w:p>
+    <w:p>
+      <w:r>
+        <w:t>___________________________________________________________________________</w:t>
+      </w:r>
+    </w:p>
+    <w:p>
+      <w:r>
+        <w:rPr>
+          <w:sz w:val="18"/>
+        </w:rPr>
+        <w:t>(должность (при наличии), фамилия, инициалы, идентификационный номер в национальном реестре специалистов в области строительства (за исключением случаев, когда членство в саморегулируемых организациях в области строительства, реконструкции, капитального ремонта объектов капитального строительства не требуется),</w:t>
+      </w:r>
+    </w:p>
+    <w:p>
+      <w:r>
+        <w:t>___________________________________________________________________________</w:t>
+      </w:r>
+    </w:p>
+    <w:p>
+      <w:r>
+        <w:t>реквизиты распорядительного документа, подтверждающего полномочия,</w:t>
+      </w:r>
+    </w:p>
+    <w:p>
+      <w:r>
+        <w:t>___________________________________________________________________________</w:t>
+      </w:r>
+    </w:p>
+    <w:p>
+      <w:r>
+        <w:t>с указанием полного и (или) сокращенного наименования, ОГРН, ИНН, адреса юридического лица в пределах его места нахождения (в случае осуществления строительного контроля на основании договора с застройщиком или техническим заказчиком),</w:t>
+      </w:r>
+    </w:p>
+    <w:p>
+      <w:r>
+        <w:t>___________________________________________________________________________</w:t>
+      </w:r>
+    </w:p>
+    <w:p>
+      <w:r>
+        <w:t>фамилии, имени, отчества (последнее - при наличии), адреса места жительства, ОГРНИП, ИНН индивидуального предпринимателя (в случае осуществления строительного контроля на основании договора с застройщиком или техническим заказчиком)</w:t>
+      </w:r>
+    </w:p>
+    <w:p>
+      <w:pPr>
+        <w:keepNext/>
+      </w:pPr>
+      <w:r>
+        <w:t>Представитель лица, осуществляющего строительство, реконструкцию, капитальный ремонт</w:t>
+      </w:r>
+    </w:p>
+    <w:p>
+      <w:r>
+        <w:t>___________________________________________________________________________</w:t>
+      </w:r>
+    </w:p>
+    <w:p>
+      <w:r>
+        <w:rPr>
+          <w:sz w:val="18"/>
+        </w:rPr>
+        <w:t>(должность (при наличии), фамилия, инициалы, реквизиты распорядительного документа, подтверждающего полномочия)</w:t>
+      </w:r>
+    </w:p>
+    <w:p>
+      <w:pPr>
+        <w:keepNext/>
+      </w:pPr>
+      <w:r>
+        <w:t>Представитель лица, осуществляющего строительство, реконструкцию, капитальный ремонт, по вопросам строительного контроля</w:t>
+      </w:r>
+    </w:p>
+    <w:p>
+      <w:r>
+        <w:t>___________________________________________________________________________</w:t>
+      </w:r>
+    </w:p>
+    <w:p>
+      <w:r>
+        <w:rPr>
+          <w:sz w:val="18"/>
+        </w:rPr>
+        <w:t>(должность (при наличии), фамилия, инициалы, идентификационный номер в национальном реестре специалистов в области строительства (за исключением случаев, когда членство в саморегулируемых организациях в области строительства, реконструкции, капитального ремонта объектов капитального строительства не требуется),</w:t>
+      </w:r>
+    </w:p>
+    <w:p>
+      <w:r>
+        <w:t>___________________________________________________________________________</w:t>
+      </w:r>
+    </w:p>
+    <w:p>
+      <w:r>
+        <w:t>реквизиты распорядительного документа, подтверждающего полномочия)</w:t>
+      </w:r>
+    </w:p>
+    <w:p>
+      <w:pPr>
+        <w:keepNext/>
+      </w:pPr>
+      <w:r>
+        <w:t>Представитель лица, осуществляющего подготовку проектной документации (в случае привлечения застройщиком лица, осуществляющего подготовку проектной документации, для проверки соответствия выполняемых работ проектной документации согласно части 2 статьи 53 Градостроительного кодекса Российской Федерации)</w:t>
+      </w:r>
+    </w:p>
+    <w:p>
+      <w:r>
+        <w:t>___________________________________________________________________________</w:t>
+      </w:r>
+    </w:p>
+    <w:p>
+      <w:r>
+        <w:rPr>
+          <w:sz w:val="18"/>
+        </w:rPr>
+        <w:t>(должность (при наличии), фамилия, инициалы, реквизиты распорядительного документа, подтверждающего полномочия,</w:t>
+      </w:r>
+    </w:p>
+    <w:p>
+      <w:r>
+        <w:t>___________________________________________________________________________</w:t>
+      </w:r>
+    </w:p>
+    <w:p>
+      <w:r>
+        <w:t>с указанием полного и (или) сокращенного наименования, ОГРН, ИНН, адреса юридического лица в пределах его места нахождения,</w:t>
+      </w:r>
+    </w:p>
+    <w:p>
+      <w:r>
+        <w:t>___________________________________________________________________________</w:t>
+      </w:r>
+    </w:p>
+    <w:p>
+      <w:r>
+        <w:t>фамилии, имени, отчества (последнее - при наличии), адреса места жительства, ОГРНИП, ИНН индивидуального предпринимателя)</w:t>
+      </w:r>
+    </w:p>
+    <w:p>
+      <w:pPr>
+        <w:keepNext/>
+      </w:pPr>
+      <w:r>
+        <w:t>Представитель лица, выполнившего работы, подлежащие освидетельствованию (в случае выполнения работ по договорам о строительстве, реконструкции, капитальном ремонте объектов капитального строительства, заключенным с иными лицами)</w:t>
+      </w:r>
+    </w:p>
+    <w:p>
+      <w:r>
+        <w:t>___________________________________________________________________________</w:t>
+      </w:r>
+    </w:p>
+    <w:p>
+      <w:r>
+        <w:rPr>
+          <w:sz w:val="18"/>
+        </w:rPr>
+        <w:t>(должность (при наличии), фамилия, инициалы, реквизиты распорядительного документа, подтверждающего полномочия,</w:t>
+      </w:r>
+    </w:p>
+    <w:p>
+      <w:r>
+        <w:t>___________________________________________________________________________</w:t>
+      </w:r>
+    </w:p>
+    <w:p>
+      <w:r>
+        <w:t>с указанием полного и (или) сокращенного наименования, ОГРН, ИНН, адреса юридического лица в пределах его места нахождения,</w:t>
+      </w:r>
+    </w:p>
+    <w:p>
+      <w:r>
+        <w:t>___________________________________________________________________________</w:t>
+      </w:r>
+    </w:p>
+    <w:p>
+      <w:r>
+        <w:t>фамилии, имени, отчества (последнее - при наличии), адреса места жительства, ОГРНИП, ИНН индивидуального предпринимателя)</w:t>
+      </w:r>
+    </w:p>
+    <w:p>
+      <w:pPr>
+        <w:keepNext/>
+      </w:pPr>
+      <w:r>
+        <w:t>произвели осмотр работ, выполненных</w:t>
+      </w:r>
+    </w:p>
+    <w:p>
+      <w:r>
+        <w:t>__________________________________________________________________________,</w:t>
+      </w:r>
+    </w:p>
+    <w:p>
+      <w:r>
+        <w:rPr>
+          <w:sz w:val="18"/>
+        </w:rPr>
+        <w:t>(полное и (или) сокращенное наименование или фамилия, имя, отчество (последнее - при наличии) лица, выполнившего работы, подлежащие освидетельствованию)</w:t>
+      </w:r>
+    </w:p>
+    <w:p>
+      <w:pPr>
+        <w:keepNext/>
+      </w:pPr>
+      <w:r>
+        <w:t>и составили настоящий акт о нижеследующем:</w:t>
+      </w:r>
+    </w:p>
+    <w:p>
+      <w:pPr>
+        <w:keepNext/>
+      </w:pPr>
+      <w:r>
+        <w:rPr>
+          <w:b/>
+        </w:rPr>
+        <w:t>1. К освидетельствованию предъявлены следующие работы:</w:t>
+      </w:r>
+    </w:p>
+    <w:p>
+      <w:r>
+        <w:t>___________________________________________________________________________</w:t>
+      </w:r>
+    </w:p>
+    <w:p>
+      <w:r>
+        <w:rPr>
+          <w:sz w:val="18"/>
+        </w:rPr>
+        <w:t>(наименование скрытых работ)</w:t>
+      </w:r>
+    </w:p>
+    <w:p>
+      <w:pPr>
+        <w:keepNext/>
+      </w:pPr>
+      <w:r>
+        <w:rPr>
+          <w:b/>
+        </w:rPr>
+        <w:t>2. Работы выполнены по проектной документации</w:t>
+      </w:r>
+    </w:p>
+    <w:p>
+      <w:r>
+        <w:t>___________________________________________________________________________</w:t>
+      </w:r>
+    </w:p>
+    <w:p>
+      <w:r>
+        <w:rPr>
+          <w:sz w:val="18"/>
+        </w:rPr>
+        <w:t>(номер, другие реквизиты чертежа, наименование проектной и (или) рабочей</w:t>
+      </w:r>
+    </w:p>
+    <w:p>
+      <w:r>
+        <w:t>___________________________________________________________________________</w:t>
+      </w:r>
+    </w:p>
+    <w:p>
+      <w:r>
+        <w:t>документации, сведения о лицах, осуществляющих подготовку раздела проектной и (или) рабочей документации)</w:t>
+      </w:r>
+    </w:p>
+    <w:p>
+      <w:pPr>
+        <w:keepNext/>
+      </w:pPr>
+      <w:r>
+        <w:rPr>
+          <w:b/>
+        </w:rPr>
+        <w:t>3. При выполнении работ применены _________________________________________ (наименования строительных материалов</w:t>
+      </w:r>
+    </w:p>
+    <w:p>
+      <w:r>
+        <w:t>___________________________________________________________________________</w:t>
+      </w:r>
+    </w:p>
+    <w:p>
+      <w:r>
+        <w:rPr>
+          <w:sz w:val="18"/>
+        </w:rPr>
+        <w:t>(изделий), реквизиты сертификатов и (или) других документов, подтверждающих их качество и безопасность, в случае если необходимо указывать более 5 документов, указывается ссылка на их реестр, который является неотъемлемой частью акта)</w:t>
+      </w:r>
+    </w:p>
+    <w:p>
+      <w:pPr>
+        <w:keepNext/>
+      </w:pPr>
+      <w:r>
+        <w:rPr>
+          <w:b/>
+        </w:rPr>
+        <w:t>4. Предъявлены документы, подтверждающие соответствие работ предъявляемым к ним требованиям</w:t>
+      </w:r>
+    </w:p>
+    <w:p>
+      <w:r>
+        <w:t>___________________________________________________________________________</w:t>
+      </w:r>
+    </w:p>
+    <w:p>
+      <w:r>
+        <w:rPr>
+          <w:sz w:val="18"/>
+        </w:rPr>
+        <w:t>(исполнительные схемы и чертежи, результаты экспертиз, обследований,</w:t>
+      </w:r>
+    </w:p>
+    <w:p>
+      <w:r>
+        <w:t>___________________________________________________________________________</w:t>
+      </w:r>
+    </w:p>
+    <w:p>
+      <w:r>
+        <w:t>лабораторных и иных испытаний выполненных работ, проведенных в процессе строительного контроля)</w:t>
+      </w:r>
+    </w:p>
+    <w:p>
+      <w:pPr>
+        <w:keepNext/>
+      </w:pPr>
+      <w:r>
+        <w:rPr>
+          <w:b/>
+        </w:rPr>
+        <w:t>5. Даты: начала работ "__" ___________ 20__ г. окончания работ "__" ___________ 20__ г.</w:t>
+      </w:r>
+    </w:p>
+    <w:p>
+      <w:pPr>
+        <w:keepNext/>
+      </w:pPr>
+      <w:r>
+        <w:rPr>
+          <w:b/>
+        </w:rPr>
+        <w:t>6. Работы выполнены в соответствии с</w:t>
+      </w:r>
+    </w:p>
+    <w:p>
+      <w:r>
+        <w:t>___________________________________________________________________________</w:t>
+      </w:r>
+    </w:p>
+    <w:p>
+      <w:r>
+        <w:rPr>
+          <w:sz w:val="18"/>
+        </w:rPr>
+        <w:t>(наименования и структурные единицы технических регламентов,</w:t>
+      </w:r>
+    </w:p>
+    <w:p>
+      <w:r>
+        <w:t>___________________________________________________________________________</w:t>
+      </w:r>
+    </w:p>
+    <w:p>
+      <w:r>
+        <w:t>иных нормативных правовых актов, разделы проектной и (или) рабочей документации)</w:t>
+      </w:r>
+    </w:p>
+    <w:p>
+      <w:pPr>
+        <w:keepNext/>
+      </w:pPr>
+      <w:r>
+        <w:rPr>
+          <w:b/>
+        </w:rPr>
+        <w:t>7. Разрешается производство последующих работ</w:t>
+      </w:r>
+    </w:p>
+    <w:p>
+      <w:r>
+        <w:t>___________________________________________________________________________</w:t>
+      </w:r>
+    </w:p>
+    <w:p>
+      <w:r>
+        <w:rPr>
+          <w:sz w:val="18"/>
+        </w:rPr>
+        <w:t>(наименования работ, строительных конструкций, участков сетей инженерно-технического обеспечения)</w:t>
+      </w:r>
+    </w:p>
+    <w:p>
+      <w:pPr>
+        <w:keepNext/>
+      </w:pPr>
+      <w:r>
+        <w:t>Дополнительные сведения ___________________________________________________</w:t>
+      </w:r>
+    </w:p>
+    <w:p>
+      <w:pPr>
+        <w:keepNext/>
+      </w:pPr>
+      <w:r>
+        <w:t>Акт составлен в _________ экземплярах (в случае заполнения акта на бумажном носителе).</w:t>
+      </w:r>
+    </w:p>
+    <w:p>
+      <w:pPr>
+        <w:keepNext/>
+      </w:pPr>
+      <w:r>
+        <w:t>Приложения ________________________________________________________________ (исполнительные схемы и чертежи, результаты экспертиз, обследований, лабораторных и иных испытаний)</w:t>
+      </w:r>
+    </w:p>
+    <w:p>
+      <w:pPr>
+        <w:keepNext/>
+        <w:pageBreakBefore/>
+        <w:spacing w:after="140"/>
+      </w:pPr>
+      <w:r>
+        <w:t>Представитель застройщика, технического заказчика, лица, ответственного за эксплуатацию здания, сооружения, или регионального оператора по вопросам строительного контроля</w:t>
+      </w:r>
+    </w:p>
+    <w:p>
+      <w:pPr>
+        <w:keepNext/>
+        <w:spacing w:after="140"/>
+      </w:pPr>
+      <w:r>
+        <w:t>___________________________ ______________</w:t>
+      </w:r>
+    </w:p>
+    <w:p>
+      <w:pPr>
+        <w:spacing w:after="140"/>
+      </w:pPr>
+      <w:r>
+        <w:rPr>
+          <w:sz w:val="18"/>
+        </w:rPr>
+        <w:t>(фамилия, инициалы) (подпись)</w:t>
+      </w:r>
+    </w:p>
+    <w:p>
+      <w:pPr>
+        <w:keepNext/>
+        <w:spacing w:after="140"/>
+      </w:pPr>
+      <w:r>
+        <w:t>Представитель лица, осуществляющего строительство, реконструкцию, капитальный ремонт</w:t>
+      </w:r>
+    </w:p>
+    <w:p>
+      <w:pPr>
+        <w:keepNext/>
+        <w:spacing w:after="140"/>
+      </w:pPr>
+      <w:r>
+        <w:t>___________________________ ______________</w:t>
+      </w:r>
+    </w:p>
+    <w:p>
+      <w:pPr>
+        <w:spacing w:after="140"/>
+      </w:pPr>
+      <w:r>
+        <w:rPr>
+          <w:sz w:val="18"/>
+        </w:rPr>
+        <w:t>(фамилия, инициалы) (подпись)</w:t>
+      </w:r>
+    </w:p>
+    <w:p>
+      <w:pPr>
+        <w:keepNext/>
+        <w:spacing w:after="140"/>
+      </w:pPr>
+      <w:r>
+        <w:t>Представитель лица, осуществляющего строительство, реконструкцию, капитальный ремонт, по вопросам строительного контроля</w:t>
+      </w:r>
+    </w:p>
+    <w:p>
+      <w:pPr>
+        <w:keepNext/>
+        <w:spacing w:after="140"/>
+      </w:pPr>
+      <w:r>
+        <w:t>___________________________ ______________</w:t>
+      </w:r>
+    </w:p>
+    <w:p>
+      <w:pPr>
+        <w:spacing w:after="140"/>
+      </w:pPr>
+      <w:r>
+        <w:rPr>
+          <w:sz w:val="18"/>
+        </w:rPr>
+        <w:t>(фамилия, инициалы) (подпись)</w:t>
+      </w:r>
+    </w:p>
+    <w:p>
+      <w:pPr>
+        <w:keepNext/>
+        <w:spacing w:after="140"/>
+      </w:pPr>
+      <w:r>
+        <w:t>Представитель лица, осуществляющего подготовку проектной документации (в случае привлечения застройщиком лица, осуществляющего подготовку проектной документации, для проверки соответствия выполняемых работ проектной документации согласно части 2 статьи 53 Градостроительного кодекса Российской Федерации)</w:t>
+      </w:r>
+    </w:p>
+    <w:p>
+      <w:pPr>
+        <w:keepNext/>
+        <w:spacing w:after="140"/>
+      </w:pPr>
+      <w:r>
+        <w:t>___________________________ ______________</w:t>
+      </w:r>
+    </w:p>
+    <w:p>
+      <w:pPr>
+        <w:spacing w:after="140"/>
+      </w:pPr>
+      <w:r>
+        <w:rPr>
+          <w:sz w:val="18"/>
+        </w:rPr>
+        <w:t>(фамилия, инициалы) (подпись)</w:t>
+      </w:r>
+    </w:p>
+    <w:p>
+      <w:pPr>
+        <w:keepNext/>
+        <w:spacing w:after="140"/>
+      </w:pPr>
+      <w:r>
+        <w:t>Представитель лица, выполнившего работы, подлежащие освидетельствованию (в случае выполнения работ по договорам о строительстве, реконструкции, капитальном ремонте объектов капитального строительства, заключенным с иными лицами)</w:t>
+      </w:r>
+    </w:p>
+    <w:p>
+      <w:pPr>
+        <w:keepNext/>
+        <w:spacing w:after="140"/>
+      </w:pPr>
+      <w:r>
+        <w:t>___________________________ ______________</w:t>
+      </w:r>
+    </w:p>
+    <w:p>
+      <w:pPr>
+        <w:spacing w:after="140"/>
+      </w:pPr>
+      <w:r>
+        <w:rPr>
+          <w:sz w:val="18"/>
+        </w:rPr>
+        <w:t>(фамилия, инициалы) (подпись)</w:t>
+      </w:r>
+    </w:p>
+    <w:p>
+      <w:r>
+        <w:br w:type="page"/>
+      </w:r>
+    </w:p>
+    <w:p>
+      <w:pPr>
+        <w:pStyle w:val="Title"/>
+      </w:pPr>
+      <w:r>
+        <w:t>Вариант 4 Инженерные сети до закрытия</w:t>
+      </w:r>
+    </w:p>
+    <w:p>
+      <w:r>
+        <w:rPr>
+          <w:color w:val="8E6F32"/>
+          <w:sz w:val="18"/>
+        </w:rPr>
+        <w:t>Рекомендуемый образец приложения № 3 к составу исполнительной документации, утверждённому приказом Минстроя России от 16.05.2023 № 344/пр.</w:t>
+      </w:r>
+    </w:p>
+    <w:p>
+      <w:pPr>
+        <w:spacing w:after="160"/>
+      </w:pPr>
+      <w:r>
+        <w:t>Укажите фактические работы, место и проектные решения в пунктах 1 и 2. Материалы и результаты контроля внесите в пункты 3 и 4. Подписи оформите по составу участников освидетельствования, указанному в форме.</w:t>
+      </w:r>
+    </w:p>
+    <w:p>
+      <w:r>
+        <w:t>Укажите участок сети, трассу, проектные отметки, материалы и способ монтажа; приложите исполнительную схему и документы о предусмотренных испытаниях.</w:t>
+      </w:r>
+    </w:p>
+    <w:p>
+      <w:pPr>
+        <w:keepNext/>
+      </w:pPr>
+      <w:r>
+        <w:t>Объект капитального строительства</w:t>
+      </w:r>
+    </w:p>
+    <w:p>
+      <w:r>
+        <w:t>___________________________________________________________________________</w:t>
+      </w:r>
+    </w:p>
+    <w:p>
+      <w:r>
+        <w:rPr>
+          <w:sz w:val="18"/>
+        </w:rPr>
+        <w:t>(наименование объекта капитального строительства в соответствии с проектной документацией, почтовый или строительный адрес объекта капитального строительства)</w:t>
+      </w:r>
+    </w:p>
+    <w:p>
+      <w:pPr>
+        <w:keepNext/>
+      </w:pPr>
+      <w:r>
+        <w:t>Застройщик, технический заказчик, лицо, ответственное за эксплуатацию здания, сооружения, или региональный оператор</w:t>
+      </w:r>
+    </w:p>
+    <w:p>
+      <w:r>
+        <w:t>___________________________________________________________________________</w:t>
+      </w:r>
+    </w:p>
+    <w:p>
+      <w:r>
+        <w:rPr>
+          <w:sz w:val="18"/>
+        </w:rPr>
+        <w:t>(фамилия, имя, отчество (последнее - при наличии), адрес места жительства, ОГРНИП, ИНН индивидуального предпринимателя,</w:t>
+      </w:r>
+    </w:p>
+    <w:p>
+      <w:r>
+        <w:t>___________________________________________________________________________</w:t>
+      </w:r>
+    </w:p>
+    <w:p>
+      <w:r>
+        <w:t>полное и (или) сокращенное наименование, ОГРН, ИНН, адрес юридического лица в пределах его места нахождения, телефон или факс,</w:t>
+      </w:r>
+    </w:p>
+    <w:p>
+      <w:r>
+        <w:t>___________________________________________________________________________</w:t>
+      </w:r>
+    </w:p>
+    <w:p>
+      <w:r>
+        <w:t>полное и (или) сокращенное наименование, ОГРН, ИНН саморегулируемой организации, членом которой является указанное юридическое лицо или индивидуальный предприниматель (за исключением случаев, когда членство в саморегулируемых организациях в области строительства, реконструкции, капитального ремонта объектов капитального строительства не требуется);</w:t>
+      </w:r>
+    </w:p>
+    <w:p>
+      <w:r>
+        <w:t>___________________________________________________________________________</w:t>
+      </w:r>
+    </w:p>
+    <w:p>
+      <w:r>
+        <w:t>фамилия, имя, отчество (последнее - при наличии), паспортные данные, адрес места жительства, телефон или факс - для физических лиц, не являющихся индивидуальными предпринимателями)</w:t>
+      </w:r>
+    </w:p>
+    <w:p>
+      <w:pPr>
+        <w:keepNext/>
+      </w:pPr>
+      <w:r>
+        <w:t>Лицо, осуществляющее строительство, реконструкцию, капитальный ремонт</w:t>
+      </w:r>
+    </w:p>
+    <w:p>
+      <w:r>
+        <w:t>___________________________________________________________________________</w:t>
+      </w:r>
+    </w:p>
+    <w:p>
+      <w:r>
+        <w:rPr>
+          <w:sz w:val="18"/>
+        </w:rPr>
+        <w:t>(фамилия, имя, отчество (последнее - при наличии), адрес места жительства, ОГРНИП, ИНН индивидуального предпринимателя,</w:t>
+      </w:r>
+    </w:p>
+    <w:p>
+      <w:r>
+        <w:t>___________________________________________________________________________</w:t>
+      </w:r>
+    </w:p>
+    <w:p>
+      <w:r>
+        <w:t>полное и (или) сокращенное наименование, ОГРН, ИНН, адрес юридического лица в пределах его места нахождения, телефон или факс,</w:t>
+      </w:r>
+    </w:p>
+    <w:p>
+      <w:r>
+        <w:t>___________________________________________________________________________</w:t>
+      </w:r>
+    </w:p>
+    <w:p>
+      <w:r>
+        <w:t>полное и (или) сокращенное наименование, ОГРН, ИНН саморегулируемой организации, членом которой является указанное юридическое лицо или индивидуальный предприниматель (за исключением случаев, когда членство в саморегулируемых организациях в области строительства, реконструкции, капитального ремонта объектов капитального строительства не требуется)</w:t>
+      </w:r>
+    </w:p>
+    <w:p>
+      <w:pPr>
+        <w:keepNext/>
+      </w:pPr>
+      <w:r>
+        <w:t>Лицо, осуществляющее подготовку проектной документации</w:t>
+      </w:r>
+    </w:p>
+    <w:p>
+      <w:r>
+        <w:t>___________________________________________________________________________</w:t>
+      </w:r>
+    </w:p>
+    <w:p>
+      <w:r>
+        <w:rPr>
+          <w:sz w:val="18"/>
+        </w:rPr>
+        <w:t>(фамилия, имя, отчество (последнее - при наличии), адрес места жительства, ОГРНИП, ИНН индивидуального предпринимателя,</w:t>
+      </w:r>
+    </w:p>
+    <w:p>
+      <w:r>
+        <w:t>___________________________________________________________________________</w:t>
+      </w:r>
+    </w:p>
+    <w:p>
+      <w:r>
+        <w:t>полное и (или) сокращенное наименование, ОГРН, ИНН, адрес юридического лица в пределах его места нахождения, телефон или факс,</w:t>
+      </w:r>
+    </w:p>
+    <w:p>
+      <w:r>
+        <w:t>___________________________________________________________________________</w:t>
+      </w:r>
+    </w:p>
+    <w:p>
+      <w:r>
+        <w:t>полное и (или) сокращенное наименование, ОГРН, ИНН саморегулируемой организации, членом которой является указанное юридическое лицо или индивидуальный предприниматель (за исключением случаев, когда членство в саморегулируемых организациях в области архитектурно-строительного проектирования не требуется)</w:t>
+      </w:r>
+    </w:p>
+    <w:p>
+      <w:pPr>
+        <w:keepNext/>
+        <w:jc w:val="center"/>
+      </w:pPr>
+      <w:r>
+        <w:rPr>
+          <w:b/>
+          <w:sz w:val="24"/>
+        </w:rPr>
+        <w:t>АКТ</w:t>
+      </w:r>
+    </w:p>
+    <w:p>
+      <w:pPr>
+        <w:keepNext/>
+        <w:jc w:val="center"/>
+      </w:pPr>
+      <w:r>
+        <w:rPr>
+          <w:b/>
+          <w:sz w:val="24"/>
+        </w:rPr>
+        <w:t>освидетельствования скрытых работ</w:t>
+      </w:r>
+    </w:p>
+    <w:p>
+      <w:pPr>
+        <w:keepNext/>
+      </w:pPr>
+      <w:r>
+        <w:t>N __________ "__" _____________ 20__ г. (дата составления акта)</w:t>
+      </w:r>
+    </w:p>
+    <w:p>
+      <w:pPr>
+        <w:keepNext/>
+      </w:pPr>
+      <w:r>
+        <w:t>Представитель застройщика, технического заказчика, лица, ответственного за эксплуатацию здания, сооружения, или регионального оператора по вопросам строительного контроля</w:t>
+      </w:r>
+    </w:p>
+    <w:p>
+      <w:r>
+        <w:t>___________________________________________________________________________</w:t>
+      </w:r>
+    </w:p>
+    <w:p>
+      <w:r>
+        <w:rPr>
+          <w:sz w:val="18"/>
+        </w:rPr>
+        <w:t>(должность (при наличии), фамилия, инициалы, идентификационный номер в национальном реестре специалистов в области строительства (за исключением случаев, когда членство в саморегулируемых организациях в области строительства, реконструкции, капитального ремонта объектов капитального строительства не требуется),</w:t>
+      </w:r>
+    </w:p>
+    <w:p>
+      <w:r>
+        <w:t>___________________________________________________________________________</w:t>
+      </w:r>
+    </w:p>
+    <w:p>
+      <w:r>
+        <w:t>реквизиты распорядительного документа, подтверждающего полномочия,</w:t>
+      </w:r>
+    </w:p>
+    <w:p>
+      <w:r>
+        <w:t>___________________________________________________________________________</w:t>
+      </w:r>
+    </w:p>
+    <w:p>
+      <w:r>
+        <w:t>с указанием полного и (или) сокращенного наименования, ОГРН, ИНН, адреса юридического лица в пределах его места нахождения (в случае осуществления строительного контроля на основании договора с застройщиком или техническим заказчиком),</w:t>
+      </w:r>
+    </w:p>
+    <w:p>
+      <w:r>
+        <w:t>___________________________________________________________________________</w:t>
+      </w:r>
+    </w:p>
+    <w:p>
+      <w:r>
+        <w:t>фамилии, имени, отчества (последнее - при наличии), адреса места жительства, ОГРНИП, ИНН индивидуального предпринимателя (в случае осуществления строительного контроля на основании договора с застройщиком или техническим заказчиком)</w:t>
+      </w:r>
+    </w:p>
+    <w:p>
+      <w:pPr>
+        <w:keepNext/>
+      </w:pPr>
+      <w:r>
+        <w:t>Представитель лица, осуществляющего строительство, реконструкцию, капитальный ремонт</w:t>
+      </w:r>
+    </w:p>
+    <w:p>
+      <w:r>
+        <w:t>___________________________________________________________________________</w:t>
+      </w:r>
+    </w:p>
+    <w:p>
+      <w:r>
+        <w:rPr>
+          <w:sz w:val="18"/>
+        </w:rPr>
+        <w:t>(должность (при наличии), фамилия, инициалы, реквизиты распорядительного документа, подтверждающего полномочия)</w:t>
+      </w:r>
+    </w:p>
+    <w:p>
+      <w:pPr>
+        <w:keepNext/>
+      </w:pPr>
+      <w:r>
+        <w:t>Представитель лица, осуществляющего строительство, реконструкцию, капитальный ремонт, по вопросам строительного контроля</w:t>
+      </w:r>
+    </w:p>
+    <w:p>
+      <w:r>
+        <w:t>___________________________________________________________________________</w:t>
+      </w:r>
+    </w:p>
+    <w:p>
+      <w:r>
+        <w:rPr>
+          <w:sz w:val="18"/>
+        </w:rPr>
+        <w:t>(должность (при наличии), фамилия, инициалы, идентификационный номер в национальном реестре специалистов в области строительства (за исключением случаев, когда членство в саморегулируемых организациях в области строительства, реконструкции, капитального ремонта объектов капитального строительства не требуется),</w:t>
+      </w:r>
+    </w:p>
+    <w:p>
+      <w:r>
+        <w:t>___________________________________________________________________________</w:t>
+      </w:r>
+    </w:p>
+    <w:p>
+      <w:r>
+        <w:t>реквизиты распорядительного документа, подтверждающего полномочия)</w:t>
+      </w:r>
+    </w:p>
+    <w:p>
+      <w:pPr>
+        <w:keepNext/>
+      </w:pPr>
+      <w:r>
+        <w:t>Представитель лица, осуществляющего подготовку проектной документации (в случае привлечения застройщиком лица, осуществляющего подготовку проектной документации, для проверки соответствия выполняемых работ проектной документации согласно части 2 статьи 53 Градостроительного кодекса Российской Федерации)</w:t>
+      </w:r>
+    </w:p>
+    <w:p>
+      <w:r>
+        <w:t>___________________________________________________________________________</w:t>
+      </w:r>
+    </w:p>
+    <w:p>
+      <w:r>
+        <w:rPr>
+          <w:sz w:val="18"/>
+        </w:rPr>
+        <w:t>(должность (при наличии), фамилия, инициалы, реквизиты распорядительного документа, подтверждающего полномочия,</w:t>
+      </w:r>
+    </w:p>
+    <w:p>
+      <w:r>
+        <w:t>___________________________________________________________________________</w:t>
+      </w:r>
+    </w:p>
+    <w:p>
+      <w:r>
+        <w:t>с указанием полного и (или) сокращенного наименования, ОГРН, ИНН, адреса юридического лица в пределах его места нахождения,</w:t>
+      </w:r>
+    </w:p>
+    <w:p>
+      <w:r>
+        <w:t>___________________________________________________________________________</w:t>
+      </w:r>
+    </w:p>
+    <w:p>
+      <w:r>
+        <w:t>фамилии, имени, отчества (последнее - при наличии), адреса места жительства, ОГРНИП, ИНН индивидуального предпринимателя)</w:t>
+      </w:r>
+    </w:p>
+    <w:p>
+      <w:pPr>
+        <w:keepNext/>
+      </w:pPr>
+      <w:r>
+        <w:t>Представитель лица, выполнившего работы, подлежащие освидетельствованию (в случае выполнения работ по договорам о строительстве, реконструкции, капитальном ремонте объектов капитального строительства, заключенным с иными лицами)</w:t>
+      </w:r>
+    </w:p>
+    <w:p>
+      <w:r>
+        <w:t>___________________________________________________________________________</w:t>
+      </w:r>
+    </w:p>
+    <w:p>
+      <w:r>
+        <w:rPr>
+          <w:sz w:val="18"/>
+        </w:rPr>
+        <w:t>(должность (при наличии), фамилия, инициалы, реквизиты распорядительного документа, подтверждающего полномочия,</w:t>
+      </w:r>
+    </w:p>
+    <w:p>
+      <w:r>
+        <w:t>___________________________________________________________________________</w:t>
+      </w:r>
+    </w:p>
+    <w:p>
+      <w:r>
+        <w:t>с указанием полного и (или) сокращенного наименования, ОГРН, ИНН, адреса юридического лица в пределах его места нахождения,</w:t>
+      </w:r>
+    </w:p>
+    <w:p>
+      <w:r>
+        <w:t>___________________________________________________________________________</w:t>
+      </w:r>
+    </w:p>
+    <w:p>
+      <w:r>
+        <w:t>фамилии, имени, отчества (последнее - при наличии), адреса места жительства, ОГРНИП, ИНН индивидуального предпринимателя)</w:t>
+      </w:r>
+    </w:p>
+    <w:p>
+      <w:pPr>
+        <w:keepNext/>
+      </w:pPr>
+      <w:r>
+        <w:t>произвели осмотр работ, выполненных</w:t>
+      </w:r>
+    </w:p>
+    <w:p>
+      <w:r>
+        <w:t>__________________________________________________________________________,</w:t>
+      </w:r>
+    </w:p>
+    <w:p>
+      <w:r>
+        <w:rPr>
+          <w:sz w:val="18"/>
+        </w:rPr>
+        <w:t>(полное и (или) сокращенное наименование или фамилия, имя, отчество (последнее - при наличии) лица, выполнившего работы, подлежащие освидетельствованию)</w:t>
+      </w:r>
+    </w:p>
+    <w:p>
+      <w:pPr>
+        <w:keepNext/>
+      </w:pPr>
+      <w:r>
+        <w:t>и составили настоящий акт о нижеследующем:</w:t>
+      </w:r>
+    </w:p>
+    <w:p>
+      <w:pPr>
+        <w:keepNext/>
+      </w:pPr>
+      <w:r>
+        <w:rPr>
+          <w:b/>
+        </w:rPr>
+        <w:t>1. К освидетельствованию предъявлены следующие работы:</w:t>
+      </w:r>
+    </w:p>
+    <w:p>
+      <w:r>
+        <w:t>___________________________________________________________________________</w:t>
+      </w:r>
+    </w:p>
+    <w:p>
+      <w:r>
+        <w:rPr>
+          <w:sz w:val="18"/>
+        </w:rPr>
+        <w:t>(наименование скрытых работ)</w:t>
+      </w:r>
+    </w:p>
+    <w:p>
+      <w:pPr>
+        <w:keepNext/>
+      </w:pPr>
+      <w:r>
+        <w:rPr>
+          <w:b/>
+        </w:rPr>
+        <w:t>2. Работы выполнены по проектной документации</w:t>
+      </w:r>
+    </w:p>
+    <w:p>
+      <w:r>
+        <w:t>___________________________________________________________________________</w:t>
+      </w:r>
+    </w:p>
+    <w:p>
+      <w:r>
+        <w:rPr>
+          <w:sz w:val="18"/>
+        </w:rPr>
+        <w:t>(номер, другие реквизиты чертежа, наименование проектной и (или) рабочей</w:t>
+      </w:r>
+    </w:p>
+    <w:p>
+      <w:r>
+        <w:t>___________________________________________________________________________</w:t>
+      </w:r>
+    </w:p>
+    <w:p>
+      <w:r>
+        <w:t>документации, сведения о лицах, осуществляющих подготовку раздела проектной и (или) рабочей документации)</w:t>
+      </w:r>
+    </w:p>
+    <w:p>
+      <w:pPr>
+        <w:keepNext/>
+      </w:pPr>
+      <w:r>
+        <w:rPr>
+          <w:b/>
+        </w:rPr>
+        <w:t>3. При выполнении работ применены _________________________________________ (наименования строительных материалов</w:t>
+      </w:r>
+    </w:p>
+    <w:p>
+      <w:r>
+        <w:t>___________________________________________________________________________</w:t>
+      </w:r>
+    </w:p>
+    <w:p>
+      <w:r>
+        <w:rPr>
+          <w:sz w:val="18"/>
+        </w:rPr>
+        <w:t>(изделий), реквизиты сертификатов и (или) других документов, подтверждающих их качество и безопасность, в случае если необходимо указывать более 5 документов, указывается ссылка на их реестр, который является неотъемлемой частью акта)</w:t>
+      </w:r>
+    </w:p>
+    <w:p>
+      <w:pPr>
+        <w:keepNext/>
+      </w:pPr>
+      <w:r>
+        <w:rPr>
+          <w:b/>
+        </w:rPr>
+        <w:t>4. Предъявлены документы, подтверждающие соответствие работ предъявляемым к ним требованиям</w:t>
+      </w:r>
+    </w:p>
+    <w:p>
+      <w:r>
+        <w:t>___________________________________________________________________________</w:t>
+      </w:r>
+    </w:p>
+    <w:p>
+      <w:r>
+        <w:rPr>
+          <w:sz w:val="18"/>
+        </w:rPr>
+        <w:t>(исполнительные схемы и чертежи, результаты экспертиз, обследований,</w:t>
+      </w:r>
+    </w:p>
+    <w:p>
+      <w:r>
+        <w:t>___________________________________________________________________________</w:t>
+      </w:r>
+    </w:p>
+    <w:p>
+      <w:r>
+        <w:t>лабораторных и иных испытаний выполненных работ, проведенных в процессе строительного контроля)</w:t>
+      </w:r>
+    </w:p>
+    <w:p>
+      <w:pPr>
+        <w:keepNext/>
+      </w:pPr>
+      <w:r>
+        <w:rPr>
+          <w:b/>
+        </w:rPr>
+        <w:t>5. Даты: начала работ "__" ___________ 20__ г. окончания работ "__" ___________ 20__ г.</w:t>
+      </w:r>
+    </w:p>
+    <w:p>
+      <w:pPr>
+        <w:keepNext/>
+      </w:pPr>
+      <w:r>
+        <w:rPr>
+          <w:b/>
+        </w:rPr>
+        <w:t>6. Работы выполнены в соответствии с</w:t>
+      </w:r>
+    </w:p>
+    <w:p>
+      <w:r>
+        <w:t>___________________________________________________________________________</w:t>
+      </w:r>
+    </w:p>
+    <w:p>
+      <w:r>
+        <w:rPr>
+          <w:sz w:val="18"/>
+        </w:rPr>
+        <w:t>(наименования и структурные единицы технических регламентов,</w:t>
+      </w:r>
+    </w:p>
+    <w:p>
+      <w:r>
+        <w:t>___________________________________________________________________________</w:t>
+      </w:r>
+    </w:p>
+    <w:p>
+      <w:r>
+        <w:t>иных нормативных правовых актов, разделы проектной и (или) рабочей документации)</w:t>
+      </w:r>
+    </w:p>
+    <w:p>
+      <w:pPr>
+        <w:keepNext/>
+      </w:pPr>
+      <w:r>
+        <w:rPr>
+          <w:b/>
+        </w:rPr>
+        <w:t>7. Разрешается производство последующих работ</w:t>
+      </w:r>
+    </w:p>
+    <w:p>
+      <w:r>
+        <w:t>___________________________________________________________________________</w:t>
+      </w:r>
+    </w:p>
+    <w:p>
+      <w:r>
+        <w:rPr>
+          <w:sz w:val="18"/>
+        </w:rPr>
+        <w:t>(наименования работ, строительных конструкций, участков сетей инженерно-технического обеспечения)</w:t>
+      </w:r>
+    </w:p>
+    <w:p>
+      <w:pPr>
+        <w:keepNext/>
+      </w:pPr>
+      <w:r>
+        <w:t>Дополнительные сведения ___________________________________________________</w:t>
+      </w:r>
+    </w:p>
+    <w:p>
+      <w:pPr>
+        <w:keepNext/>
+      </w:pPr>
+      <w:r>
+        <w:t>Акт составлен в _________ экземплярах (в случае заполнения акта на бумажном носителе).</w:t>
+      </w:r>
+    </w:p>
+    <w:p>
+      <w:pPr>
+        <w:keepNext/>
+      </w:pPr>
+      <w:r>
+        <w:t>Приложения ________________________________________________________________ (исполнительные схемы и чертежи, результаты экспертиз, обследований, лабораторных и иных испытаний)</w:t>
+      </w:r>
+    </w:p>
+    <w:p>
+      <w:pPr>
+        <w:keepNext/>
+        <w:pageBreakBefore/>
+        <w:spacing w:after="140"/>
+      </w:pPr>
+      <w:r>
+        <w:t>Представитель застройщика, технического заказчика, лица, ответственного за эксплуатацию здания, сооружения, или регионального оператора по вопросам строительного контроля</w:t>
+      </w:r>
+    </w:p>
+    <w:p>
+      <w:pPr>
+        <w:keepNext/>
+        <w:spacing w:after="140"/>
+      </w:pPr>
+      <w:r>
+        <w:t>___________________________ ______________</w:t>
+      </w:r>
+    </w:p>
+    <w:p>
+      <w:pPr>
+        <w:spacing w:after="140"/>
+      </w:pPr>
+      <w:r>
+        <w:rPr>
+          <w:sz w:val="18"/>
+        </w:rPr>
+        <w:t>(фамилия, инициалы) (подпись)</w:t>
+      </w:r>
+    </w:p>
+    <w:p>
+      <w:pPr>
+        <w:keepNext/>
+        <w:spacing w:after="140"/>
+      </w:pPr>
+      <w:r>
+        <w:t>Представитель лица, осуществляющего строительство, реконструкцию, капитальный ремонт</w:t>
+      </w:r>
+    </w:p>
+    <w:p>
+      <w:pPr>
+        <w:keepNext/>
+        <w:spacing w:after="140"/>
+      </w:pPr>
+      <w:r>
+        <w:t>___________________________ ______________</w:t>
+      </w:r>
+    </w:p>
+    <w:p>
+      <w:pPr>
+        <w:spacing w:after="140"/>
+      </w:pPr>
+      <w:r>
+        <w:rPr>
+          <w:sz w:val="18"/>
+        </w:rPr>
+        <w:t>(фамилия, инициалы) (подпись)</w:t>
+      </w:r>
+    </w:p>
+    <w:p>
+      <w:pPr>
+        <w:keepNext/>
+        <w:spacing w:after="140"/>
+      </w:pPr>
+      <w:r>
+        <w:t>Представитель лица, осуществляющего строительство, реконструкцию, капитальный ремонт, по вопросам строительного контроля</w:t>
+      </w:r>
+    </w:p>
+    <w:p>
+      <w:pPr>
+        <w:keepNext/>
+        <w:spacing w:after="140"/>
+      </w:pPr>
+      <w:r>
+        <w:t>___________________________ ______________</w:t>
+      </w:r>
+    </w:p>
+    <w:p>
+      <w:pPr>
+        <w:spacing w:after="140"/>
+      </w:pPr>
+      <w:r>
+        <w:rPr>
+          <w:sz w:val="18"/>
+        </w:rPr>
+        <w:t>(фамилия, инициалы) (подпись)</w:t>
+      </w:r>
+    </w:p>
+    <w:p>
+      <w:pPr>
+        <w:keepNext/>
+        <w:spacing w:after="140"/>
+      </w:pPr>
+      <w:r>
+        <w:t>Представитель лица, осуществляющего подготовку проектной документации (в случае привлечения застройщиком лица, осуществляющего подготовку проектной документации, для проверки соответствия выполняемых работ проектной документации согласно части 2 статьи 53 Градостроительного кодекса Российской Федерации)</w:t>
+      </w:r>
+    </w:p>
+    <w:p>
+      <w:pPr>
+        <w:keepNext/>
+        <w:spacing w:after="140"/>
+      </w:pPr>
+      <w:r>
+        <w:t>___________________________ ______________</w:t>
+      </w:r>
+    </w:p>
+    <w:p>
+      <w:pPr>
+        <w:spacing w:after="140"/>
+      </w:pPr>
+      <w:r>
+        <w:rPr>
+          <w:sz w:val="18"/>
+        </w:rPr>
+        <w:t>(фамилия, инициалы) (подпись)</w:t>
+      </w:r>
+    </w:p>
+    <w:p>
+      <w:pPr>
+        <w:keepNext/>
+        <w:spacing w:after="140"/>
+      </w:pPr>
+      <w:r>
+        <w:t>Представитель лица, выполнившего работы, подлежащие освидетельствованию (в случае выполнения работ по договорам о строительстве, реконструкции, капитальном ремонте объектов капитального строительства, заключенным с иными лицами)</w:t>
+      </w:r>
+    </w:p>
+    <w:p>
+      <w:pPr>
+        <w:keepNext/>
+        <w:spacing w:after="140"/>
+      </w:pPr>
+      <w:r>
+        <w:t>___________________________ ______________</w:t>
+      </w:r>
+    </w:p>
+    <w:p>
+      <w:pPr>
+        <w:spacing w:after="140"/>
+      </w:pPr>
+      <w:r>
+        <w:rPr>
+          <w:sz w:val="18"/>
+        </w:rPr>
+        <w:t>(фамилия, инициалы) (подпись)</w:t>
+      </w:r>
+    </w:p>
+    <w:p>
+      <w:r>
+        <w:br w:type="page"/>
+      </w:r>
+    </w:p>
+    <w:p>
+      <w:pPr>
+        <w:pStyle w:val="Title"/>
+      </w:pPr>
+      <w:r>
+        <w:t>Вариант 5 Утепление и огнезащита</w:t>
+      </w:r>
+    </w:p>
+    <w:p>
+      <w:r>
+        <w:rPr>
+          <w:color w:val="8E6F32"/>
+          <w:sz w:val="18"/>
+        </w:rPr>
+        <w:t>Рекомендуемый образец приложения № 3 к составу исполнительной документации, утверждённому приказом Минстроя России от 16.05.2023 № 344/пр.</w:t>
+      </w:r>
+    </w:p>
+    <w:p>
+      <w:pPr>
+        <w:spacing w:after="160"/>
+      </w:pPr>
+      <w:r>
+        <w:t>Укажите фактические работы, место и проектные решения в пунктах 1 и 2. Материалы и результаты контроля внесите в пункты 3 и 4. Подписи оформите по составу участников освидетельствования, указанному в форме.</w:t>
+      </w:r>
+    </w:p>
+    <w:p>
+      <w:r>
+        <w:t>Выберите вид работ и укажите участок, материал, проектную толщину и способ нанесения или крепления; приложите документы о качестве и результаты предусмотренного контроля.</w:t>
+      </w:r>
+    </w:p>
+    <w:p>
+      <w:pPr>
+        <w:keepNext/>
+      </w:pPr>
+      <w:r>
+        <w:t>Объект капитального строительства</w:t>
+      </w:r>
+    </w:p>
+    <w:p>
+      <w:r>
+        <w:t>___________________________________________________________________________</w:t>
+      </w:r>
+    </w:p>
+    <w:p>
+      <w:r>
+        <w:rPr>
+          <w:sz w:val="18"/>
+        </w:rPr>
+        <w:t>(наименование объекта капитального строительства в соответствии с проектной документацией, почтовый или строительный адрес объекта капитального строительства)</w:t>
+      </w:r>
+    </w:p>
+    <w:p>
+      <w:pPr>
+        <w:keepNext/>
+      </w:pPr>
+      <w:r>
+        <w:t>Застройщик, технический заказчик, лицо, ответственное за эксплуатацию здания, сооружения, или региональный оператор</w:t>
+      </w:r>
+    </w:p>
+    <w:p>
+      <w:r>
+        <w:t>___________________________________________________________________________</w:t>
+      </w:r>
+    </w:p>
+    <w:p>
+      <w:r>
+        <w:rPr>
+          <w:sz w:val="18"/>
+        </w:rPr>
+        <w:t>(фамилия, имя, отчество (последнее - при наличии), адрес места жительства, ОГРНИП, ИНН индивидуального предпринимателя,</w:t>
+      </w:r>
+    </w:p>
+    <w:p>
+      <w:r>
+        <w:t>___________________________________________________________________________</w:t>
+      </w:r>
+    </w:p>
+    <w:p>
+      <w:r>
+        <w:t>полное и (или) сокращенное наименование, ОГРН, ИНН, адрес юридического лица в пределах его места нахождения, телефон или факс,</w:t>
+      </w:r>
+    </w:p>
+    <w:p>
+      <w:r>
+        <w:t>___________________________________________________________________________</w:t>
+      </w:r>
+    </w:p>
+    <w:p>
+      <w:r>
+        <w:t>полное и (или) сокращенное наименование, ОГРН, ИНН саморегулируемой организации, членом которой является указанное юридическое лицо или индивидуальный предприниматель (за исключением случаев, когда членство в саморегулируемых организациях в области строительства, реконструкции, капитального ремонта объектов капитального строительства не требуется);</w:t>
+      </w:r>
+    </w:p>
+    <w:p>
+      <w:r>
+        <w:t>___________________________________________________________________________</w:t>
+      </w:r>
+    </w:p>
+    <w:p>
+      <w:r>
+        <w:t>фамилия, имя, отчество (последнее - при наличии), паспортные данные, адрес места жительства, телефон или факс - для физических лиц, не являющихся индивидуальными предпринимателями)</w:t>
+      </w:r>
+    </w:p>
+    <w:p>
+      <w:pPr>
+        <w:keepNext/>
+      </w:pPr>
+      <w:r>
+        <w:t>Лицо, осуществляющее строительство, реконструкцию, капитальный ремонт</w:t>
+      </w:r>
+    </w:p>
+    <w:p>
+      <w:r>
+        <w:t>___________________________________________________________________________</w:t>
+      </w:r>
+    </w:p>
+    <w:p>
+      <w:r>
+        <w:rPr>
+          <w:sz w:val="18"/>
+        </w:rPr>
+        <w:t>(фамилия, имя, отчество (последнее - при наличии), адрес места жительства, ОГРНИП, ИНН индивидуального предпринимателя,</w:t>
+      </w:r>
+    </w:p>
+    <w:p>
+      <w:r>
+        <w:t>___________________________________________________________________________</w:t>
+      </w:r>
+    </w:p>
+    <w:p>
+      <w:r>
+        <w:t>полное и (или) сокращенное наименование, ОГРН, ИНН, адрес юридического лица в пределах его места нахождения, телефон или факс,</w:t>
+      </w:r>
+    </w:p>
+    <w:p>
+      <w:r>
+        <w:t>___________________________________________________________________________</w:t>
+      </w:r>
+    </w:p>
+    <w:p>
+      <w:r>
+        <w:t>полное и (или) сокращенное наименование, ОГРН, ИНН саморегулируемой организации, членом которой является указанное юридическое лицо или индивидуальный предприниматель (за исключением случаев, когда членство в саморегулируемых организациях в области строительства, реконструкции, капитального ремонта объектов капитального строительства не требуется)</w:t>
+      </w:r>
+    </w:p>
+    <w:p>
+      <w:pPr>
+        <w:keepNext/>
+      </w:pPr>
+      <w:r>
+        <w:t>Лицо, осуществляющее подготовку проектной документации</w:t>
+      </w:r>
+    </w:p>
+    <w:p>
+      <w:r>
+        <w:t>___________________________________________________________________________</w:t>
+      </w:r>
+    </w:p>
+    <w:p>
+      <w:r>
+        <w:rPr>
+          <w:sz w:val="18"/>
+        </w:rPr>
+        <w:t>(фамилия, имя, отчество (последнее - при наличии), адрес места жительства, ОГРНИП, ИНН индивидуального предпринимателя,</w:t>
+      </w:r>
+    </w:p>
+    <w:p>
+      <w:r>
+        <w:t>___________________________________________________________________________</w:t>
+      </w:r>
+    </w:p>
+    <w:p>
+      <w:r>
+        <w:t>полное и (или) сокращенное наименование, ОГРН, ИНН, адрес юридического лица в пределах его места нахождения, телефон или факс,</w:t>
+      </w:r>
+    </w:p>
+    <w:p>
+      <w:r>
+        <w:t>___________________________________________________________________________</w:t>
+      </w:r>
+    </w:p>
+    <w:p>
+      <w:r>
+        <w:t>полное и (или) сокращенное наименование, ОГРН, ИНН саморегулируемой организации, членом которой является указанное юридическое лицо или индивидуальный предприниматель (за исключением случаев, когда членство в саморегулируемых организациях в области архитектурно-строительного проектирования не требуется)</w:t>
+      </w:r>
+    </w:p>
+    <w:p>
+      <w:pPr>
+        <w:keepNext/>
+        <w:jc w:val="center"/>
+      </w:pPr>
+      <w:r>
+        <w:rPr>
+          <w:b/>
+          <w:sz w:val="24"/>
+        </w:rPr>
+        <w:t>АКТ</w:t>
+      </w:r>
+    </w:p>
+    <w:p>
+      <w:pPr>
+        <w:keepNext/>
+        <w:jc w:val="center"/>
+      </w:pPr>
+      <w:r>
+        <w:rPr>
+          <w:b/>
+          <w:sz w:val="24"/>
+        </w:rPr>
+        <w:t>освидетельствования скрытых работ</w:t>
+      </w:r>
+    </w:p>
+    <w:p>
+      <w:pPr>
+        <w:keepNext/>
+      </w:pPr>
+      <w:r>
+        <w:t>N __________ "__" _____________ 20__ г. (дата составления акта)</w:t>
+      </w:r>
+    </w:p>
+    <w:p>
+      <w:pPr>
+        <w:keepNext/>
+      </w:pPr>
+      <w:r>
+        <w:t>Представитель застройщика, технического заказчика, лица, ответственного за эксплуатацию здания, сооружения, или регионального оператора по вопросам строительного контроля</w:t>
+      </w:r>
+    </w:p>
+    <w:p>
+      <w:r>
+        <w:t>___________________________________________________________________________</w:t>
+      </w:r>
+    </w:p>
+    <w:p>
+      <w:r>
+        <w:rPr>
+          <w:sz w:val="18"/>
+        </w:rPr>
+        <w:t>(должность (при наличии), фамилия, инициалы, идентификационный номер в национальном реестре специалистов в области строительства (за исключением случаев, когда членство в саморегулируемых организациях в области строительства, реконструкции, капитального ремонта объектов капитального строительства не требуется),</w:t>
+      </w:r>
+    </w:p>
+    <w:p>
+      <w:r>
+        <w:t>___________________________________________________________________________</w:t>
+      </w:r>
+    </w:p>
+    <w:p>
+      <w:r>
+        <w:t>реквизиты распорядительного документа, подтверждающего полномочия,</w:t>
+      </w:r>
+    </w:p>
+    <w:p>
+      <w:r>
+        <w:t>___________________________________________________________________________</w:t>
+      </w:r>
+    </w:p>
+    <w:p>
+      <w:r>
+        <w:t>с указанием полного и (или) сокращенного наименования, ОГРН, ИНН, адреса юридического лица в пределах его места нахождения (в случае осуществления строительного контроля на основании договора с застройщиком или техническим заказчиком),</w:t>
+      </w:r>
+    </w:p>
+    <w:p>
+      <w:r>
+        <w:t>___________________________________________________________________________</w:t>
+      </w:r>
+    </w:p>
+    <w:p>
+      <w:r>
+        <w:t>фамилии, имени, отчества (последнее - при наличии), адреса места жительства, ОГРНИП, ИНН индивидуального предпринимателя (в случае осуществления строительного контроля на основании договора с застройщиком или техническим заказчиком)</w:t>
+      </w:r>
+    </w:p>
+    <w:p>
+      <w:pPr>
+        <w:keepNext/>
+      </w:pPr>
+      <w:r>
+        <w:t>Представитель лица, осуществляющего строительство, реконструкцию, капитальный ремонт</w:t>
+      </w:r>
+    </w:p>
+    <w:p>
+      <w:r>
+        <w:t>___________________________________________________________________________</w:t>
+      </w:r>
+    </w:p>
+    <w:p>
+      <w:r>
+        <w:rPr>
+          <w:sz w:val="18"/>
+        </w:rPr>
+        <w:t>(должность (при наличии), фамилия, инициалы, реквизиты распорядительного документа, подтверждающего полномочия)</w:t>
+      </w:r>
+    </w:p>
+    <w:p>
+      <w:pPr>
+        <w:keepNext/>
+      </w:pPr>
+      <w:r>
+        <w:t>Представитель лица, осуществляющего строительство, реконструкцию, капитальный ремонт, по вопросам строительного контроля</w:t>
+      </w:r>
+    </w:p>
+    <w:p>
+      <w:r>
+        <w:t>___________________________________________________________________________</w:t>
+      </w:r>
+    </w:p>
+    <w:p>
+      <w:r>
+        <w:rPr>
+          <w:sz w:val="18"/>
+        </w:rPr>
+        <w:t>(должность (при наличии), фамилия, инициалы, идентификационный номер в национальном реестре специалистов в области строительства (за исключением случаев, когда членство в саморегулируемых организациях в области строительства, реконструкции, капитального ремонта объектов капитального строительства не требуется),</w:t>
+      </w:r>
+    </w:p>
+    <w:p>
+      <w:r>
+        <w:t>___________________________________________________________________________</w:t>
+      </w:r>
+    </w:p>
+    <w:p>
+      <w:r>
+        <w:t>реквизиты распорядительного документа, подтверждающего полномочия)</w:t>
+      </w:r>
+    </w:p>
+    <w:p>
+      <w:pPr>
+        <w:keepNext/>
+      </w:pPr>
+      <w:r>
+        <w:t>Представитель лица, осуществляющего подготовку проектной документации (в случае привлечения застройщиком лица, осуществляющего подготовку проектной документации, для проверки соответствия выполняемых работ проектной документации согласно части 2 статьи 53 Градостроительного кодекса Российской Федерации)</w:t>
+      </w:r>
+    </w:p>
+    <w:p>
+      <w:r>
+        <w:t>___________________________________________________________________________</w:t>
+      </w:r>
+    </w:p>
+    <w:p>
+      <w:r>
+        <w:rPr>
+          <w:sz w:val="18"/>
+        </w:rPr>
+        <w:t>(должность (при наличии), фамилия, инициалы, реквизиты распорядительного документа, подтверждающего полномочия,</w:t>
+      </w:r>
+    </w:p>
+    <w:p>
+      <w:r>
+        <w:t>___________________________________________________________________________</w:t>
+      </w:r>
+    </w:p>
+    <w:p>
+      <w:r>
+        <w:t>с указанием полного и (или) сокращенного наименования, ОГРН, ИНН, адреса юридического лица в пределах его места нахождения,</w:t>
+      </w:r>
+    </w:p>
+    <w:p>
+      <w:r>
+        <w:t>___________________________________________________________________________</w:t>
+      </w:r>
+    </w:p>
+    <w:p>
+      <w:r>
+        <w:t>фамилии, имени, отчества (последнее - при наличии), адреса места жительства, ОГРНИП, ИНН индивидуального предпринимателя)</w:t>
+      </w:r>
+    </w:p>
+    <w:p>
+      <w:pPr>
+        <w:keepNext/>
+      </w:pPr>
+      <w:r>
+        <w:t>Представитель лица, выполнившего работы, подлежащие освидетельствованию (в случае выполнения работ по договорам о строительстве, реконструкции, капитальном ремонте объектов капитального строительства, заключенным с иными лицами)</w:t>
+      </w:r>
+    </w:p>
+    <w:p>
+      <w:r>
+        <w:t>___________________________________________________________________________</w:t>
+      </w:r>
+    </w:p>
+    <w:p>
+      <w:r>
+        <w:rPr>
+          <w:sz w:val="18"/>
+        </w:rPr>
+        <w:t>(должность (при наличии), фамилия, инициалы, реквизиты распорядительного документа, подтверждающего полномочия,</w:t>
+      </w:r>
+    </w:p>
+    <w:p>
+      <w:r>
+        <w:t>___________________________________________________________________________</w:t>
+      </w:r>
+    </w:p>
+    <w:p>
+      <w:r>
+        <w:t>с указанием полного и (или) сокращенного наименования, ОГРН, ИНН, адреса юридического лица в пределах его места нахождения,</w:t>
+      </w:r>
+    </w:p>
+    <w:p>
+      <w:r>
+        <w:t>___________________________________________________________________________</w:t>
+      </w:r>
+    </w:p>
+    <w:p>
+      <w:r>
+        <w:t>фамилии, имени, отчества (последнее - при наличии), адреса места жительства, ОГРНИП, ИНН индивидуального предпринимателя)</w:t>
+      </w:r>
+    </w:p>
+    <w:p>
+      <w:pPr>
+        <w:keepNext/>
+      </w:pPr>
+      <w:r>
+        <w:t>произвели осмотр работ, выполненных</w:t>
+      </w:r>
+    </w:p>
+    <w:p>
+      <w:r>
+        <w:t>__________________________________________________________________________,</w:t>
+      </w:r>
+    </w:p>
+    <w:p>
+      <w:r>
+        <w:rPr>
+          <w:sz w:val="18"/>
+        </w:rPr>
+        <w:t>(полное и (или) сокращенное наименование или фамилия, имя, отчество (последнее - при наличии) лица, выполнившего работы, подлежащие освидетельствованию)</w:t>
+      </w:r>
+    </w:p>
+    <w:p>
+      <w:pPr>
+        <w:keepNext/>
+      </w:pPr>
+      <w:r>
+        <w:t>и составили настоящий акт о нижеследующем:</w:t>
+      </w:r>
+    </w:p>
+    <w:p>
+      <w:pPr>
+        <w:keepNext/>
+      </w:pPr>
+      <w:r>
+        <w:rPr>
+          <w:b/>
+        </w:rPr>
+        <w:t>1. К освидетельствованию предъявлены следующие работы:</w:t>
+      </w:r>
+    </w:p>
+    <w:p>
+      <w:r>
+        <w:t>___________________________________________________________________________</w:t>
+      </w:r>
+    </w:p>
+    <w:p>
+      <w:r>
+        <w:rPr>
+          <w:sz w:val="18"/>
+        </w:rPr>
+        <w:t>(наименование скрытых работ)</w:t>
+      </w:r>
+    </w:p>
+    <w:p>
+      <w:pPr>
+        <w:keepNext/>
+      </w:pPr>
+      <w:r>
+        <w:rPr>
+          <w:b/>
+        </w:rPr>
+        <w:t>2. Работы выполнены по проектной документации</w:t>
+      </w:r>
+    </w:p>
+    <w:p>
+      <w:r>
+        <w:t>___________________________________________________________________________</w:t>
+      </w:r>
+    </w:p>
+    <w:p>
+      <w:r>
+        <w:rPr>
+          <w:sz w:val="18"/>
+        </w:rPr>
+        <w:t>(номер, другие реквизиты чертежа, наименование проектной и (или) рабочей</w:t>
+      </w:r>
+    </w:p>
+    <w:p>
+      <w:r>
+        <w:t>___________________________________________________________________________</w:t>
+      </w:r>
+    </w:p>
+    <w:p>
+      <w:r>
+        <w:t>документации, сведения о лицах, осуществляющих подготовку раздела проектной и (или) рабочей документации)</w:t>
+      </w:r>
+    </w:p>
+    <w:p>
+      <w:pPr>
+        <w:keepNext/>
+      </w:pPr>
+      <w:r>
+        <w:rPr>
+          <w:b/>
+        </w:rPr>
+        <w:t>3. При выполнении работ применены _________________________________________ (наименования строительных материалов</w:t>
+      </w:r>
+    </w:p>
+    <w:p>
+      <w:r>
+        <w:t>___________________________________________________________________________</w:t>
+      </w:r>
+    </w:p>
+    <w:p>
+      <w:r>
+        <w:rPr>
+          <w:sz w:val="18"/>
+        </w:rPr>
+        <w:t>(изделий), реквизиты сертификатов и (или) других документов, подтверждающих их качество и безопасность, в случае если необходимо указывать более 5 документов, указывается ссылка на их реестр, который является неотъемлемой частью акта)</w:t>
+      </w:r>
+    </w:p>
+    <w:p>
+      <w:pPr>
+        <w:keepNext/>
+      </w:pPr>
+      <w:r>
+        <w:rPr>
+          <w:b/>
+        </w:rPr>
+        <w:t>4. Предъявлены документы, подтверждающие соответствие работ предъявляемым к ним требованиям</w:t>
+      </w:r>
+    </w:p>
+    <w:p>
+      <w:r>
+        <w:t>___________________________________________________________________________</w:t>
+      </w:r>
+    </w:p>
+    <w:p>
+      <w:r>
+        <w:rPr>
+          <w:sz w:val="18"/>
+        </w:rPr>
+        <w:t>(исполнительные схемы и чертежи, результаты экспертиз, обследований,</w:t>
+      </w:r>
+    </w:p>
+    <w:p>
+      <w:r>
+        <w:t>___________________________________________________________________________</w:t>
+      </w:r>
+    </w:p>
+    <w:p>
+      <w:r>
+        <w:t>лабораторных и иных испытаний выполненных работ, проведенных в процессе строительного контроля)</w:t>
+      </w:r>
+    </w:p>
+    <w:p>
+      <w:pPr>
+        <w:keepNext/>
+      </w:pPr>
+      <w:r>
+        <w:rPr>
+          <w:b/>
+        </w:rPr>
+        <w:t>5. Даты: начала работ "__" ___________ 20__ г. окончания работ "__" ___________ 20__ г.</w:t>
+      </w:r>
+    </w:p>
+    <w:p>
+      <w:pPr>
+        <w:keepNext/>
+      </w:pPr>
+      <w:r>
+        <w:rPr>
+          <w:b/>
+        </w:rPr>
+        <w:t>6. Работы выполнены в соответствии с</w:t>
+      </w:r>
+    </w:p>
+    <w:p>
+      <w:r>
+        <w:t>___________________________________________________________________________</w:t>
+      </w:r>
+    </w:p>
+    <w:p>
+      <w:r>
+        <w:rPr>
+          <w:sz w:val="18"/>
+        </w:rPr>
+        <w:t>(наименования и структурные единицы технических регламентов,</w:t>
+      </w:r>
+    </w:p>
+    <w:p>
+      <w:r>
+        <w:t>___________________________________________________________________________</w:t>
+      </w:r>
+    </w:p>
+    <w:p>
+      <w:r>
+        <w:t>иных нормативных правовых актов, разделы проектной и (или) рабочей документации)</w:t>
+      </w:r>
+    </w:p>
+    <w:p>
+      <w:pPr>
+        <w:keepNext/>
+      </w:pPr>
+      <w:r>
+        <w:rPr>
+          <w:b/>
+        </w:rPr>
+        <w:t>7. Разрешается производство последующих работ</w:t>
+      </w:r>
+    </w:p>
+    <w:p>
+      <w:r>
+        <w:t>___________________________________________________________________________</w:t>
+      </w:r>
+    </w:p>
+    <w:p>
+      <w:r>
+        <w:rPr>
+          <w:sz w:val="18"/>
+        </w:rPr>
+        <w:t>(наименования работ, строительных конструкций, участков сетей инженерно-технического обеспечения)</w:t>
+      </w:r>
+    </w:p>
+    <w:p>
+      <w:pPr>
+        <w:keepNext/>
+      </w:pPr>
+      <w:r>
+        <w:t>Дополнительные сведения ___________________________________________________</w:t>
+      </w:r>
+    </w:p>
+    <w:p>
+      <w:pPr>
+        <w:keepNext/>
+      </w:pPr>
+      <w:r>
+        <w:t>Акт составлен в _________ экземплярах (в случае заполнения акта на бумажном носителе).</w:t>
+      </w:r>
+    </w:p>
+    <w:p>
+      <w:pPr>
+        <w:keepNext/>
+      </w:pPr>
+      <w:r>
+        <w:t>Приложения ________________________________________________________________ (исполнительные схемы и чертежи, результаты экспертиз, обследований, лабораторных и иных испытаний)</w:t>
+      </w:r>
+    </w:p>
+    <w:p>
+      <w:pPr>
+        <w:keepNext/>
+        <w:pageBreakBefore/>
+        <w:spacing w:after="140"/>
+      </w:pPr>
+      <w:r>
+        <w:t>Представитель застройщика, технического заказчика, лица, ответственного за эксплуатацию здания, сооружения, или регионального оператора по вопросам строительного контроля</w:t>
+      </w:r>
+    </w:p>
+    <w:p>
+      <w:pPr>
+        <w:keepNext/>
+        <w:spacing w:after="140"/>
+      </w:pPr>
+      <w:r>
+        <w:t>___________________________ ______________</w:t>
+      </w:r>
+    </w:p>
+    <w:p>
+      <w:pPr>
+        <w:spacing w:after="140"/>
+      </w:pPr>
+      <w:r>
+        <w:rPr>
+          <w:sz w:val="18"/>
+        </w:rPr>
+        <w:t>(фамилия, инициалы) (подпись)</w:t>
+      </w:r>
+    </w:p>
+    <w:p>
+      <w:pPr>
+        <w:keepNext/>
+        <w:spacing w:after="140"/>
+      </w:pPr>
+      <w:r>
+        <w:t>Представитель лица, осуществляющего строительство, реконструкцию, капитальный ремонт</w:t>
+      </w:r>
+    </w:p>
+    <w:p>
+      <w:pPr>
+        <w:keepNext/>
+        <w:spacing w:after="140"/>
+      </w:pPr>
+      <w:r>
+        <w:t>___________________________ ______________</w:t>
+      </w:r>
+    </w:p>
+    <w:p>
+      <w:pPr>
+        <w:spacing w:after="140"/>
+      </w:pPr>
+      <w:r>
+        <w:rPr>
+          <w:sz w:val="18"/>
+        </w:rPr>
+        <w:t>(фамилия, инициалы) (подпись)</w:t>
+      </w:r>
+    </w:p>
+    <w:p>
+      <w:pPr>
+        <w:keepNext/>
+        <w:spacing w:after="140"/>
+      </w:pPr>
+      <w:r>
+        <w:t>Представитель лица, осуществляющего строительство, реконструкцию, капитальный ремонт, по вопросам строительного контроля</w:t>
+      </w:r>
+    </w:p>
+    <w:p>
+      <w:pPr>
+        <w:keepNext/>
+        <w:spacing w:after="140"/>
+      </w:pPr>
+      <w:r>
+        <w:t>___________________________ ______________</w:t>
+      </w:r>
+    </w:p>
+    <w:p>
+      <w:pPr>
+        <w:spacing w:after="140"/>
+      </w:pPr>
+      <w:r>
+        <w:rPr>
+          <w:sz w:val="18"/>
+        </w:rPr>
+        <w:t>(фамилия, инициалы) (подпись)</w:t>
+      </w:r>
+    </w:p>
+    <w:p>
+      <w:pPr>
+        <w:keepNext/>
+        <w:spacing w:after="140"/>
+      </w:pPr>
+      <w:r>
+        <w:t>Представитель лица, осуществляющего подготовку проектной документации (в случае привлечения застройщиком лица, осуществляющего подготовку проектной документации, для проверки соответствия выполняемых работ проектной документации согласно части 2 статьи 53 Градостроительного кодекса Российской Федерации)</w:t>
+      </w:r>
+    </w:p>
+    <w:p>
+      <w:pPr>
+        <w:keepNext/>
+        <w:spacing w:after="140"/>
+      </w:pPr>
+      <w:r>
+        <w:t>___________________________ ______________</w:t>
+      </w:r>
+    </w:p>
+    <w:p>
+      <w:pPr>
+        <w:spacing w:after="140"/>
+      </w:pPr>
+      <w:r>
+        <w:rPr>
+          <w:sz w:val="18"/>
+        </w:rPr>
+        <w:t>(фамилия, инициалы) (подпись)</w:t>
+      </w:r>
+    </w:p>
+    <w:p>
+      <w:pPr>
+        <w:keepNext/>
+        <w:spacing w:after="140"/>
+      </w:pPr>
+      <w:r>
+        <w:t>Представитель лица, выполнившего работы, подлежащие освидетельствованию (в случае выполнения работ по договорам о строительстве, реконструкции, капитальном ремонте объектов капитального строительства, заключенным с иными лицами)</w:t>
+      </w:r>
+    </w:p>
+    <w:p>
+      <w:pPr>
+        <w:keepNext/>
+        <w:spacing w:after="140"/>
+      </w:pPr>
+      <w:r>
+        <w:t>___________________________ ______________</w:t>
+      </w:r>
+    </w:p>
+    <w:p>
+      <w:pPr>
+        <w:spacing w:after="140"/>
+      </w:pPr>
+      <w:r>
+        <w:rPr>
+          <w:sz w:val="18"/>
+        </w:rPr>
+        <w:t>(фамилия, инициалы) (подпись)</w:t>
       </w:r>
     </w:p>
     <w:sectPr>
-      <w:headerReference w:type="default" r:id="rId9"/>
-      <w:footerReference w:type="default" r:id="rId10"/>
-      <w:pgSz w:w="12240" w:h="15840"/>
-      <w:pgMar w:top="1440" w:right="1440" w:bottom="1440" w:left="1440" w:header="708" w:footer="708" w:gutter="0"/>
+      <w:footerReference w:type="default" r:id="rId9"/>
+      <w:pgSz w:w="11906" w:h="16838"/>
+      <w:pgMar w:top="850" w:right="964" w:bottom="850" w:left="964" w:header="720" w:footer="720" w:gutter="0"/>
       <w:cols w:space="720"/>
       <w:docGrid w:linePitch="360"/>
     </w:sectPr>
@@ -280,36 +3973,14 @@
   <w:p>
     <w:pPr>
       <w:pStyle w:val="Footer"/>
-      <w:jc w:val="center"/>
+      <w:jc w:val="right"/>
     </w:pPr>
     <w:r>
-      <w:rPr>
-        <w:rFonts w:ascii="Arial" w:hAnsi="Arial"/>
-        <w:color w:val="787878"/>
-        <w:sz w:val="16"/>
-      </w:rPr>
-      <w:t/>
+      <w:t xml:space="preserve">Маржа в бетоне  ·  </w:t>
     </w:r>
+    <w:fldSimple w:instr="PAGE"/>
   </w:p>
 </w:ftr>
-</file>
-
-<file path=word/header1.xml><?xml version="1.0" encoding="utf-8"?>
-<w:hdr xmlns:m="http://schemas.openxmlformats.org/officeDocument/2006/math" xmlns:mc="http://schemas.openxmlformats.org/markup-compatibility/2006" xmlns:mo="http://schemas.microsoft.com/office/mac/office/2008/main" xmlns:mv="urn:schemas-microsoft-com:mac:vml" xmlns:o="urn:schemas-microsoft-com:office:office" xmlns:r="http://schemas.openxmlformats.org/officeDocument/2006/relationships" xmlns:v="urn:schemas-microsoft-com:vml" xmlns:w10="urn:schemas-microsoft-com:office:word" xmlns:w14="http://schemas.microsoft.com/office/word/2010/wordml" xmlns:w="http://schemas.openxmlformats.org/wordprocessingml/2006/main" xmlns:wne="http://schemas.microsoft.com/office/word/2006/wordml" xmlns:wp14="http://schemas.microsoft.com/office/word/2010/wordprocessingDrawing" xmlns:wp="http://schemas.openxmlformats.org/drawingml/2006/wordprocessingDrawing" xmlns:wpc="http://schemas.microsoft.com/office/word/2010/wordprocessingCanvas" xmlns:wpg="http://schemas.microsoft.com/office/word/2010/wordprocessingGroup" xmlns:wpi="http://schemas.microsoft.com/office/word/2010/wordprocessingInk" xmlns:wps="http://schemas.microsoft.com/office/word/2010/wordprocessingShape" mc:Ignorable="w14 wp14">
-  <w:p>
-    <w:pPr>
-      <w:pStyle w:val="Header"/>
-    </w:pPr>
-    <w:r>
-      <w:rPr>
-        <w:rFonts w:ascii="Arial" w:hAnsi="Arial"/>
-        <w:color w:val="646464"/>
-        <w:sz w:val="16"/>
-      </w:rPr>
-      <w:t/>
-    </w:r>
-  </w:p>
-</w:hdr>
 </file>
 
 <file path=word/numbering.xml><?xml version="1.0" encoding="utf-8"?>
@@ -676,11 +4347,13 @@
     <w:qFormat/>
     <w:rsid w:val="00FC693F"/>
     <w:pPr>
-      <w:spacing w:after="120" w:line="300" w:lineRule="auto"/>
+      <w:widowControl/>
+      <w:spacing w:after="20"/>
     </w:pPr>
     <w:rPr>
-      <w:rFonts w:ascii="Arial" w:hAnsi="Arial"/>
-      <w:sz w:val="22"/>
+      <w:rFonts w:ascii="Times New Roman" w:hAnsi="Times New Roman"/>
+      <w:color w:val="262F37"/>
+      <w:sz w:val="20"/>
     </w:rPr>
   </w:style>
   <w:style w:type="paragraph" w:styleId="Header">
@@ -738,15 +4411,15 @@
     <w:pPr>
       <w:keepNext/>
       <w:keepLines/>
-      <w:spacing w:before="360" w:after="200"/>
+      <w:spacing w:before="480" w:after="0"/>
       <w:outlineLvl w:val="0"/>
     </w:pPr>
     <w:rPr>
-      <w:rFonts w:asciiTheme="majorHAnsi" w:eastAsiaTheme="majorEastAsia" w:hAnsiTheme="majorHAnsi" w:cstheme="majorBidi" w:ascii="Arial" w:hAnsi="Arial"/>
+      <w:rFonts w:asciiTheme="majorHAnsi" w:eastAsiaTheme="majorEastAsia" w:hAnsiTheme="majorHAnsi" w:cstheme="majorBidi" w:ascii="Times New Roman" w:hAnsi="Times New Roman"/>
       <w:b/>
       <w:bCs/>
-      <w:color w:val="2E74B5"/>
-      <w:sz w:val="32"/>
+      <w:color w:val="000000"/>
+      <w:sz w:val="24"/>
       <w:szCs w:val="28"/>
     </w:rPr>
   </w:style>
@@ -762,14 +4435,14 @@
     <w:pPr>
       <w:keepNext/>
       <w:keepLines/>
-      <w:spacing w:before="280" w:after="140"/>
+      <w:spacing w:before="200" w:after="0"/>
       <w:outlineLvl w:val="1"/>
     </w:pPr>
     <w:rPr>
-      <w:rFonts w:asciiTheme="majorHAnsi" w:eastAsiaTheme="majorEastAsia" w:hAnsiTheme="majorHAnsi" w:cstheme="majorBidi" w:ascii="Arial" w:hAnsi="Arial"/>
+      <w:rFonts w:asciiTheme="majorHAnsi" w:eastAsiaTheme="majorEastAsia" w:hAnsiTheme="majorHAnsi" w:cstheme="majorBidi"/>
       <w:b/>
       <w:bCs/>
-      <w:color w:val="2E74B5"/>
+      <w:color w:val="4F81BD" w:themeColor="accent1"/>
       <w:sz w:val="26"/>
       <w:szCs w:val="26"/>
     </w:rPr>
@@ -1024,18 +4697,17 @@
     <w:qFormat/>
     <w:rsid w:val="00FC693F"/>
     <w:pPr>
-      <w:pBdr>
-        <w:bottom w:val="single" w:sz="8" w:space="4" w:color="4F81BD" w:themeColor="accent1"/>
-      </w:pBdr>
-      <w:spacing w:after="240" w:line="240" w:lineRule="auto" w:before="0"/>
+      <w:keepNext/>
+      <w:spacing w:after="300" w:line="240" w:lineRule="auto"/>
       <w:contextualSpacing/>
     </w:pPr>
     <w:rPr>
-      <w:rFonts w:asciiTheme="majorHAnsi" w:eastAsiaTheme="majorEastAsia" w:hAnsiTheme="majorHAnsi" w:cstheme="majorBidi" w:ascii="Arial" w:hAnsi="Arial"/>
-      <w:color w:val="242629"/>
+      <w:rFonts w:asciiTheme="majorHAnsi" w:eastAsiaTheme="majorEastAsia" w:hAnsiTheme="majorHAnsi" w:cstheme="majorBidi" w:ascii="Times New Roman" w:hAnsi="Times New Roman"/>
+      <w:b/>
+      <w:color w:val="000000"/>
       <w:spacing w:val="5"/>
       <w:kern w:val="28"/>
-      <w:sz w:val="50"/>
+      <w:sz w:val="34"/>
       <w:szCs w:val="52"/>
     </w:rPr>
   </w:style>
@@ -1511,9 +5183,6 @@
     <w:qFormat/>
     <w:rsid w:val="00FC693F"/>
     <w:pPr>
-      <w:pBdr>
-        <w:bottom w:val="single" w:sz="4" w:space="4" w:color="4F81BD" w:themeColor="accent1"/>
-      </w:pBdr>
       <w:spacing w:before="200" w:after="280"/>
       <w:ind w:left="936" w:right="936"/>
     </w:pPr>
